--- a/docs/BugaWuga-handleiding-EN.docx
+++ b/docs/BugaWuga-handleiding-EN.docx
@@ -97,7 +97,7 @@
                 <w:sz w:val="20"/>
                 <w:szCs w:val="20"/>
               </w:rPr>
-              <w:t xml:space="preserve">How BugaWuga works — per profile. This document bundles all roles.</w:t>
+              <w:t xml:space="preserve">How BugaWuga works — with real screens, tailored to your role.</w:t>
             </w:r>
           </w:p>
         </w:tc>
@@ -122,7 +122,7 @@
           <w:sz w:val="15"/>
           <w:szCs w:val="15"/>
         </w:rPr>
-        <w:t xml:space="preserve">ROLE · EVERYONE</w:t>
+        <w:t xml:space="preserve">EVERYONE</w:t>
       </w:r>
     </w:p>
     <w:p>
@@ -155,12 +155,12 @@
           <w:sz w:val="20"/>
           <w:szCs w:val="20"/>
         </w:rPr>
-        <w:t xml:space="preserve">The basics that apply to every profile.</w:t>
-      </w:r>
-    </w:p>
-    <w:p>
-      <w:pPr>
-        <w:spacing w:after="40" w:before="140"/>
+        <w:t xml:space="preserve">The basics that apply to every profile. Start here.</w:t>
+      </w:r>
+    </w:p>
+    <w:p>
+      <w:pPr>
+        <w:spacing w:after="40" w:before="150"/>
       </w:pPr>
       <w:r>
         <w:rPr>
@@ -171,7 +171,7 @@
           <w:sz w:val="18"/>
           <w:szCs w:val="18"/>
         </w:rPr>
-        <w:t xml:space="preserve">Log in, language &amp; display</w:t>
+        <w:t xml:space="preserve">Log in &amp; your home page</w:t>
       </w:r>
     </w:p>
     <w:p>
@@ -201,102 +201,147 @@
           <w:sz w:val="20"/>
           <w:szCs w:val="20"/>
         </w:rPr>
-        <w:t xml:space="preserve"> — with your email and password, or via the button at the top.</w:t>
-      </w:r>
-    </w:p>
-    <w:p>
-      <w:pPr>
-        <w:pStyle w:val="ListParagraph"/>
-        <w:numPr>
-          <w:ilvl w:val="0"/>
-          <w:numId w:val="2"/>
-        </w:numPr>
-        <w:spacing w:after="20"/>
-      </w:pPr>
-      <w:r>
-        <w:rPr>
-          <w:rFonts w:ascii="Calibri" w:cs="Calibri" w:eastAsia="Calibri" w:hAnsi="Calibri"/>
-          <w:b/>
-          <w:bCs/>
-          <w:color w:val="23201A"/>
-          <w:sz w:val="20"/>
-          <w:szCs w:val="20"/>
-        </w:rPr>
-        <w:t xml:space="preserve">Language</w:t>
-      </w:r>
-      <w:r>
-        <w:rPr>
-          <w:rFonts w:ascii="Calibri" w:cs="Calibri" w:eastAsia="Calibri" w:hAnsi="Calibri"/>
-          <w:color w:val="23201A"/>
-          <w:sz w:val="20"/>
-          <w:szCs w:val="20"/>
-        </w:rPr>
-        <w:t xml:space="preserve"> — pick Dutch, English, Spanish, Portuguese, French or Chinese.</w:t>
-      </w:r>
-    </w:p>
-    <w:p>
-      <w:pPr>
-        <w:pStyle w:val="ListParagraph"/>
-        <w:numPr>
-          <w:ilvl w:val="0"/>
-          <w:numId w:val="2"/>
-        </w:numPr>
-        <w:spacing w:after="20"/>
-      </w:pPr>
-      <w:r>
-        <w:rPr>
-          <w:rFonts w:ascii="Calibri" w:cs="Calibri" w:eastAsia="Calibri" w:hAnsi="Calibri"/>
-          <w:b/>
-          <w:bCs/>
-          <w:color w:val="23201A"/>
-          <w:sz w:val="20"/>
-          <w:szCs w:val="20"/>
-        </w:rPr>
-        <w:t xml:space="preserve">Theme</w:t>
-      </w:r>
-      <w:r>
-        <w:rPr>
-          <w:rFonts w:ascii="Calibri" w:cs="Calibri" w:eastAsia="Calibri" w:hAnsi="Calibri"/>
-          <w:color w:val="23201A"/>
-          <w:sz w:val="20"/>
-          <w:szCs w:val="20"/>
-        </w:rPr>
-        <w:t xml:space="preserve"> — one button toggles light, dark and automatic.</w:t>
-      </w:r>
-    </w:p>
-    <w:p>
-      <w:pPr>
-        <w:pStyle w:val="ListParagraph"/>
-        <w:numPr>
-          <w:ilvl w:val="0"/>
-          <w:numId w:val="2"/>
-        </w:numPr>
-        <w:spacing w:after="20"/>
-      </w:pPr>
-      <w:r>
-        <w:rPr>
-          <w:rFonts w:ascii="Calibri" w:cs="Calibri" w:eastAsia="Calibri" w:hAnsi="Calibri"/>
-          <w:b/>
-          <w:bCs/>
-          <w:color w:val="23201A"/>
-          <w:sz w:val="20"/>
-          <w:szCs w:val="20"/>
-        </w:rPr>
-        <w:t xml:space="preserve">Install the app</w:t>
-      </w:r>
-      <w:r>
-        <w:rPr>
-          <w:rFonts w:ascii="Calibri" w:cs="Calibri" w:eastAsia="Calibri" w:hAnsi="Calibri"/>
-          <w:color w:val="23201A"/>
-          <w:sz w:val="20"/>
-          <w:szCs w:val="20"/>
-        </w:rPr>
-        <w:t xml:space="preserve"> — the install button runs BugaWuga as an app on phone or desktop.</w:t>
-      </w:r>
-    </w:p>
-    <w:p>
-      <w:pPr>
-        <w:spacing w:after="40" w:before="140"/>
+        <w:t xml:space="preserve"> — go to the website, click Log in and use your email + password. No account yet? Click “Create account” and choose your role (sender or traveler).</w:t>
+      </w:r>
+    </w:p>
+    <w:p>
+      <w:pPr>
+        <w:pStyle w:val="ListParagraph"/>
+        <w:numPr>
+          <w:ilvl w:val="0"/>
+          <w:numId w:val="2"/>
+        </w:numPr>
+        <w:spacing w:after="20"/>
+      </w:pPr>
+      <w:r>
+        <w:rPr>
+          <w:rFonts w:ascii="Calibri" w:cs="Calibri" w:eastAsia="Calibri" w:hAnsi="Calibri"/>
+          <w:b/>
+          <w:bCs/>
+          <w:color w:val="23201A"/>
+          <w:sz w:val="20"/>
+          <w:szCs w:val="20"/>
+        </w:rPr>
+        <w:t xml:space="preserve">Overview</w:t>
+      </w:r>
+      <w:r>
+        <w:rPr>
+          <w:rFonts w:ascii="Calibri" w:cs="Calibri" w:eastAsia="Calibri" w:hAnsi="Calibri"/>
+          <w:color w:val="23201A"/>
+          <w:sz w:val="20"/>
+          <w:szCs w:val="20"/>
+        </w:rPr>
+        <w:t xml:space="preserve"> — after logging in you land on your Overview: your key figures and latest shipments/trips at a glance.</w:t>
+      </w:r>
+    </w:p>
+    <w:p>
+      <w:pPr>
+        <w:pStyle w:val="ListParagraph"/>
+        <w:numPr>
+          <w:ilvl w:val="0"/>
+          <w:numId w:val="2"/>
+        </w:numPr>
+        <w:spacing w:after="20"/>
+      </w:pPr>
+      <w:r>
+        <w:rPr>
+          <w:rFonts w:ascii="Calibri" w:cs="Calibri" w:eastAsia="Calibri" w:hAnsi="Calibri"/>
+          <w:b/>
+          <w:bCs/>
+          <w:color w:val="23201A"/>
+          <w:sz w:val="20"/>
+          <w:szCs w:val="20"/>
+        </w:rPr>
+        <w:t xml:space="preserve">Left menu</w:t>
+      </w:r>
+      <w:r>
+        <w:rPr>
+          <w:rFonts w:ascii="Calibri" w:cs="Calibri" w:eastAsia="Calibri" w:hAnsi="Calibri"/>
+          <w:color w:val="23201A"/>
+          <w:sz w:val="20"/>
+          <w:szCs w:val="20"/>
+        </w:rPr>
+        <w:t xml:space="preserve"> — every part of the app is in the left menu (bottom bar on phone). A number next to an item (e.g. Messages or Marketplace) shows what's new or open.</w:t>
+      </w:r>
+    </w:p>
+    <w:p>
+      <w:pPr>
+        <w:pStyle w:val="ListParagraph"/>
+        <w:numPr>
+          <w:ilvl w:val="0"/>
+          <w:numId w:val="2"/>
+        </w:numPr>
+        <w:spacing w:after="20"/>
+      </w:pPr>
+      <w:r>
+        <w:rPr>
+          <w:rFonts w:ascii="Calibri" w:cs="Calibri" w:eastAsia="Calibri" w:hAnsi="Calibri"/>
+          <w:b/>
+          <w:bCs/>
+          <w:color w:val="23201A"/>
+          <w:sz w:val="20"/>
+          <w:szCs w:val="20"/>
+        </w:rPr>
+        <w:t xml:space="preserve">Your role</w:t>
+      </w:r>
+      <w:r>
+        <w:rPr>
+          <w:rFonts w:ascii="Calibri" w:cs="Calibri" w:eastAsia="Calibri" w:hAnsi="Calibri"/>
+          <w:color w:val="23201A"/>
+          <w:sz w:val="20"/>
+          <w:szCs w:val="20"/>
+        </w:rPr>
+        <w:t xml:space="preserve"> — bottom-left shows your name, role and whether your account is verified (✓).</w:t>
+      </w:r>
+    </w:p>
+    <w:p>
+      <w:pPr>
+        <w:spacing w:after="140" w:before="60"/>
+      </w:pPr>
+      <w:r>
+        <w:drawing>
+          <wp:inline distT="0" distB="0" distL="0" distR="0">
+            <wp:extent cx="5334000" cy="3638550"/>
+            <wp:effectExtent t="0" r="0" b="0" l="0"/>
+            <wp:docPr id="1" name="" descr="" title=""/>
+            <wp:cNvGraphicFramePr>
+              <a:graphicFrameLocks xmlns:a="http://schemas.openxmlformats.org/drawingml/2006/main" noChangeAspect="1"/>
+            </wp:cNvGraphicFramePr>
+            <a:graphic xmlns:a="http://schemas.openxmlformats.org/drawingml/2006/main">
+              <a:graphicData uri="http://schemas.openxmlformats.org/drawingml/2006/picture">
+                <pic:pic xmlns:pic="http://schemas.openxmlformats.org/drawingml/2006/picture">
+                  <pic:nvPicPr>
+                    <pic:cNvPr id="0" name="" descr=""/>
+                    <pic:cNvPicPr>
+                      <a:picLocks noChangeAspect="1" noChangeArrowheads="1"/>
+                    </pic:cNvPicPr>
+                  </pic:nvPicPr>
+                  <pic:blipFill>
+                    <a:blip r:embed="rId7" cstate="none"/>
+                    <a:srcRect/>
+                    <a:stretch>
+                      <a:fillRect/>
+                    </a:stretch>
+                  </pic:blipFill>
+                  <pic:spPr bwMode="auto">
+                    <a:xfrm>
+                      <a:off x="0" y="0"/>
+                      <a:ext cx="5334000" cy="3638550"/>
+                    </a:xfrm>
+                    <a:prstGeom prst="rect">
+                      <a:avLst/>
+                    </a:prstGeom>
+                  </pic:spPr>
+                </pic:pic>
+              </a:graphicData>
+            </a:graphic>
+          </wp:inline>
+        </w:drawing>
+      </w:r>
+    </w:p>
+    <w:p>
+      <w:pPr>
+        <w:spacing w:after="40" w:before="150"/>
       </w:pPr>
       <w:r>
         <w:rPr>
@@ -307,72 +352,102 @@
           <w:sz w:val="18"/>
           <w:szCs w:val="18"/>
         </w:rPr>
-        <w:t xml:space="preserve">Navigating</w:t>
-      </w:r>
-    </w:p>
-    <w:p>
-      <w:pPr>
-        <w:pStyle w:val="ListParagraph"/>
-        <w:numPr>
-          <w:ilvl w:val="0"/>
-          <w:numId w:val="2"/>
-        </w:numPr>
-        <w:spacing w:after="20"/>
-      </w:pPr>
-      <w:r>
-        <w:rPr>
-          <w:rFonts w:ascii="Calibri" w:cs="Calibri" w:eastAsia="Calibri" w:hAnsi="Calibri"/>
-          <w:b/>
-          <w:bCs/>
-          <w:color w:val="23201A"/>
-          <w:sz w:val="20"/>
-          <w:szCs w:val="20"/>
-        </w:rPr>
-        <w:t xml:space="preserve">Menu</w:t>
-      </w:r>
-      <w:r>
-        <w:rPr>
-          <w:rFonts w:ascii="Calibri" w:cs="Calibri" w:eastAsia="Calibri" w:hAnsi="Calibri"/>
-          <w:color w:val="23201A"/>
-          <w:sz w:val="20"/>
-          <w:szCs w:val="20"/>
-        </w:rPr>
-        <w:t xml:space="preserve"> — on the left (desktop) or the bottom bar (mobile). Numbers next to an item show what's new or open.</w:t>
-      </w:r>
-    </w:p>
-    <w:p>
-      <w:pPr>
-        <w:pStyle w:val="ListParagraph"/>
-        <w:numPr>
-          <w:ilvl w:val="0"/>
-          <w:numId w:val="2"/>
-        </w:numPr>
-        <w:spacing w:after="20"/>
-      </w:pPr>
-      <w:r>
-        <w:rPr>
-          <w:rFonts w:ascii="Calibri" w:cs="Calibri" w:eastAsia="Calibri" w:hAnsi="Calibri"/>
-          <w:b/>
-          <w:bCs/>
-          <w:color w:val="23201A"/>
-          <w:sz w:val="20"/>
-          <w:szCs w:val="20"/>
-        </w:rPr>
-        <w:t xml:space="preserve">Overview</w:t>
-      </w:r>
-      <w:r>
-        <w:rPr>
-          <w:rFonts w:ascii="Calibri" w:cs="Calibri" w:eastAsia="Calibri" w:hAnsi="Calibri"/>
-          <w:color w:val="23201A"/>
-          <w:sz w:val="20"/>
-          <w:szCs w:val="20"/>
-        </w:rPr>
-        <w:t xml:space="preserve"> — your home page with the key things at a glance.</w:t>
-      </w:r>
-    </w:p>
-    <w:p>
-      <w:pPr>
-        <w:spacing w:after="40" w:before="140"/>
+        <w:t xml:space="preserve">Language, theme &amp; installing the app</w:t>
+      </w:r>
+    </w:p>
+    <w:p>
+      <w:pPr>
+        <w:pStyle w:val="ListParagraph"/>
+        <w:numPr>
+          <w:ilvl w:val="0"/>
+          <w:numId w:val="2"/>
+        </w:numPr>
+        <w:spacing w:after="20"/>
+      </w:pPr>
+      <w:r>
+        <w:rPr>
+          <w:rFonts w:ascii="Calibri" w:cs="Calibri" w:eastAsia="Calibri" w:hAnsi="Calibri"/>
+          <w:b/>
+          <w:bCs/>
+          <w:color w:val="23201A"/>
+          <w:sz w:val="20"/>
+          <w:szCs w:val="20"/>
+        </w:rPr>
+        <w:t xml:space="preserve">Language</w:t>
+      </w:r>
+      <w:r>
+        <w:rPr>
+          <w:rFonts w:ascii="Calibri" w:cs="Calibri" w:eastAsia="Calibri" w:hAnsi="Calibri"/>
+          <w:color w:val="23201A"/>
+          <w:sz w:val="20"/>
+          <w:szCs w:val="20"/>
+        </w:rPr>
+        <w:t xml:space="preserve"> — top-right, pick Dutch, English, Spanish, Portuguese, French or Chinese. The whole app switches instantly.</w:t>
+      </w:r>
+    </w:p>
+    <w:p>
+      <w:pPr>
+        <w:pStyle w:val="ListParagraph"/>
+        <w:numPr>
+          <w:ilvl w:val="0"/>
+          <w:numId w:val="2"/>
+        </w:numPr>
+        <w:spacing w:after="20"/>
+      </w:pPr>
+      <w:r>
+        <w:rPr>
+          <w:rFonts w:ascii="Calibri" w:cs="Calibri" w:eastAsia="Calibri" w:hAnsi="Calibri"/>
+          <w:b/>
+          <w:bCs/>
+          <w:color w:val="23201A"/>
+          <w:sz w:val="20"/>
+          <w:szCs w:val="20"/>
+        </w:rPr>
+        <w:t xml:space="preserve">Theme</w:t>
+      </w:r>
+      <w:r>
+        <w:rPr>
+          <w:rFonts w:ascii="Calibri" w:cs="Calibri" w:eastAsia="Calibri" w:hAnsi="Calibri"/>
+          <w:color w:val="23201A"/>
+          <w:sz w:val="20"/>
+          <w:szCs w:val="20"/>
+        </w:rPr>
+        <w:t xml:space="preserve"> — one button toggles light, dark and automatic (follows your device).</w:t>
+      </w:r>
+    </w:p>
+    <w:p>
+      <w:pPr>
+        <w:pStyle w:val="ListParagraph"/>
+        <w:numPr>
+          <w:ilvl w:val="0"/>
+          <w:numId w:val="2"/>
+        </w:numPr>
+        <w:spacing w:after="20"/>
+      </w:pPr>
+      <w:r>
+        <w:rPr>
+          <w:rFonts w:ascii="Calibri" w:cs="Calibri" w:eastAsia="Calibri" w:hAnsi="Calibri"/>
+          <w:b/>
+          <w:bCs/>
+          <w:color w:val="23201A"/>
+          <w:sz w:val="20"/>
+          <w:szCs w:val="20"/>
+        </w:rPr>
+        <w:t xml:space="preserve">Install</w:t>
+      </w:r>
+      <w:r>
+        <w:rPr>
+          <w:rFonts w:ascii="Calibri" w:cs="Calibri" w:eastAsia="Calibri" w:hAnsi="Calibri"/>
+          <w:color w:val="23201A"/>
+          <w:sz w:val="20"/>
+          <w:szCs w:val="20"/>
+        </w:rPr>
+        <w:t xml:space="preserve"> — click “Install the app”. On a phone this adds BugaWuga to your home screen; it then opens full-screen like a downloaded app.</w:t>
+      </w:r>
+    </w:p>
+    <w:p>
+      <w:pPr>
+        <w:spacing w:after="40" w:before="150"/>
       </w:pPr>
       <w:r>
         <w:rPr>
@@ -383,7 +458,7 @@
           <w:sz w:val="18"/>
           <w:szCs w:val="18"/>
         </w:rPr>
-        <w:t xml:space="preserve">Chat &amp; agreements</w:t>
+        <w:t xml:space="preserve">Chat &amp; making agreements</w:t>
       </w:r>
     </w:p>
     <w:p>
@@ -413,7 +488,7 @@
           <w:sz w:val="20"/>
           <w:szCs w:val="20"/>
         </w:rPr>
-        <w:t xml:space="preserve"> — available wherever you deal with another party.</w:t>
+        <w:t xml:space="preserve"> — wherever you deal with another party you can chat (from the marketplace, a profile or a shipment).</w:t>
       </w:r>
     </w:p>
     <w:p>
@@ -443,42 +518,87 @@
           <w:sz w:val="20"/>
           <w:szCs w:val="20"/>
         </w:rPr>
-        <w:t xml:space="preserve"> — shortcut buttons help you ask the right thing fast.</w:t>
-      </w:r>
-    </w:p>
-    <w:p>
-      <w:pPr>
-        <w:pStyle w:val="ListParagraph"/>
-        <w:numPr>
-          <w:ilvl w:val="0"/>
-          <w:numId w:val="2"/>
-        </w:numPr>
-        <w:spacing w:after="20"/>
-      </w:pPr>
-      <w:r>
-        <w:rPr>
-          <w:rFonts w:ascii="Calibri" w:cs="Calibri" w:eastAsia="Calibri" w:hAnsi="Calibri"/>
-          <w:b/>
-          <w:bCs/>
-          <w:color w:val="23201A"/>
-          <w:sz w:val="20"/>
-          <w:szCs w:val="20"/>
-        </w:rPr>
-        <w:t xml:space="preserve">Agreement</w:t>
-      </w:r>
-      <w:r>
-        <w:rPr>
-          <w:rFonts w:ascii="Calibri" w:cs="Calibri" w:eastAsia="Calibri" w:hAnsi="Calibri"/>
-          <w:color w:val="23201A"/>
-          <w:sz w:val="20"/>
-          <w:szCs w:val="20"/>
-        </w:rPr>
-        <w:t xml:space="preserve"> — stays pinned at the top of the chat for both parties.</w:t>
-      </w:r>
-    </w:p>
-    <w:p>
-      <w:pPr>
-        <w:spacing w:after="40" w:before="140"/>
+        <w:t xml:space="preserve"> — shortcut buttons with common questions sit at the bottom of the chat.</w:t>
+      </w:r>
+    </w:p>
+    <w:p>
+      <w:pPr>
+        <w:pStyle w:val="ListParagraph"/>
+        <w:numPr>
+          <w:ilvl w:val="0"/>
+          <w:numId w:val="2"/>
+        </w:numPr>
+        <w:spacing w:after="20"/>
+      </w:pPr>
+      <w:r>
+        <w:rPr>
+          <w:rFonts w:ascii="Calibri" w:cs="Calibri" w:eastAsia="Calibri" w:hAnsi="Calibri"/>
+          <w:b/>
+          <w:bCs/>
+          <w:color w:val="23201A"/>
+          <w:sz w:val="20"/>
+          <w:szCs w:val="20"/>
+        </w:rPr>
+        <w:t xml:space="preserve">Pin the agreement</w:t>
+      </w:r>
+      <w:r>
+        <w:rPr>
+          <w:rFonts w:ascii="Calibri" w:cs="Calibri" w:eastAsia="Calibri" w:hAnsi="Calibri"/>
+          <w:color w:val="23201A"/>
+          <w:sz w:val="20"/>
+          <w:szCs w:val="20"/>
+        </w:rPr>
+        <w:t xml:space="preserve"> — record what/when/price; it stays pinned at the top for both parties.</w:t>
+      </w:r>
+    </w:p>
+    <w:p>
+      <w:pPr>
+        <w:spacing w:after="140" w:before="60"/>
+      </w:pPr>
+      <w:r>
+        <w:drawing>
+          <wp:inline distT="0" distB="0" distL="0" distR="0">
+            <wp:extent cx="5334000" cy="3638550"/>
+            <wp:effectExtent t="0" r="0" b="0" l="0"/>
+            <wp:docPr id="1" name="" descr="" title=""/>
+            <wp:cNvGraphicFramePr>
+              <a:graphicFrameLocks xmlns:a="http://schemas.openxmlformats.org/drawingml/2006/main" noChangeAspect="1"/>
+            </wp:cNvGraphicFramePr>
+            <a:graphic xmlns:a="http://schemas.openxmlformats.org/drawingml/2006/main">
+              <a:graphicData uri="http://schemas.openxmlformats.org/drawingml/2006/picture">
+                <pic:pic xmlns:pic="http://schemas.openxmlformats.org/drawingml/2006/picture">
+                  <pic:nvPicPr>
+                    <pic:cNvPr id="0" name="" descr=""/>
+                    <pic:cNvPicPr>
+                      <a:picLocks noChangeAspect="1" noChangeArrowheads="1"/>
+                    </pic:cNvPicPr>
+                  </pic:nvPicPr>
+                  <pic:blipFill>
+                    <a:blip r:embed="rId8" cstate="none"/>
+                    <a:srcRect/>
+                    <a:stretch>
+                      <a:fillRect/>
+                    </a:stretch>
+                  </pic:blipFill>
+                  <pic:spPr bwMode="auto">
+                    <a:xfrm>
+                      <a:off x="0" y="0"/>
+                      <a:ext cx="5334000" cy="3638550"/>
+                    </a:xfrm>
+                    <a:prstGeom prst="rect">
+                      <a:avLst/>
+                    </a:prstGeom>
+                  </pic:spPr>
+                </pic:pic>
+              </a:graphicData>
+            </a:graphic>
+          </wp:inline>
+        </w:drawing>
+      </w:r>
+    </w:p>
+    <w:p>
+      <w:pPr>
+        <w:spacing w:after="40" w:before="150"/>
       </w:pPr>
       <w:r>
         <w:rPr>
@@ -519,37 +639,37 @@
           <w:sz w:val="20"/>
           <w:szCs w:val="20"/>
         </w:rPr>
-        <w:t xml:space="preserve"> — the bell shows unread updates.</w:t>
-      </w:r>
-    </w:p>
-    <w:p>
-      <w:pPr>
-        <w:pStyle w:val="ListParagraph"/>
-        <w:numPr>
-          <w:ilvl w:val="0"/>
-          <w:numId w:val="2"/>
-        </w:numPr>
-        <w:spacing w:after="20"/>
-      </w:pPr>
-      <w:r>
-        <w:rPr>
-          <w:rFonts w:ascii="Calibri" w:cs="Calibri" w:eastAsia="Calibri" w:hAnsi="Calibri"/>
-          <w:b/>
-          <w:bCs/>
-          <w:color w:val="23201A"/>
-          <w:sz w:val="20"/>
-          <w:szCs w:val="20"/>
-        </w:rPr>
-        <w:t xml:space="preserve">Profile &amp; verification</w:t>
-      </w:r>
-      <w:r>
-        <w:rPr>
-          <w:rFonts w:ascii="Calibri" w:cs="Calibri" w:eastAsia="Calibri" w:hAnsi="Calibri"/>
-          <w:color w:val="23201A"/>
-          <w:sz w:val="20"/>
-          <w:szCs w:val="20"/>
-        </w:rPr>
-        <w:t xml:space="preserve"> — manage your details under My account; a ✓ means verified.</w:t>
+        <w:t xml:space="preserve"> — the bell shows unread updates (new offer, message, status change).</w:t>
+      </w:r>
+    </w:p>
+    <w:p>
+      <w:pPr>
+        <w:pStyle w:val="ListParagraph"/>
+        <w:numPr>
+          <w:ilvl w:val="0"/>
+          <w:numId w:val="2"/>
+        </w:numPr>
+        <w:spacing w:after="20"/>
+      </w:pPr>
+      <w:r>
+        <w:rPr>
+          <w:rFonts w:ascii="Calibri" w:cs="Calibri" w:eastAsia="Calibri" w:hAnsi="Calibri"/>
+          <w:b/>
+          <w:bCs/>
+          <w:color w:val="23201A"/>
+          <w:sz w:val="20"/>
+          <w:szCs w:val="20"/>
+        </w:rPr>
+        <w:t xml:space="preserve">My account</w:t>
+      </w:r>
+      <w:r>
+        <w:rPr>
+          <w:rFonts w:ascii="Calibri" w:cs="Calibri" w:eastAsia="Calibri" w:hAnsi="Calibri"/>
+          <w:color w:val="23201A"/>
+          <w:sz w:val="20"/>
+          <w:szCs w:val="20"/>
+        </w:rPr>
+        <w:t xml:space="preserve"> — manage your name, phone and password. Verification (KYC) is here too; a ✓ means you can pay, book and get paid out.</w:t>
       </w:r>
     </w:p>
     <w:p>
@@ -579,7 +699,7 @@
           <w:sz w:val="20"/>
           <w:szCs w:val="20"/>
         </w:rPr>
-        <w:t xml:space="preserve"> — the 💬 button sends remarks straight to the team.</w:t>
+        <w:t xml:space="preserve"> — the 💬 button (bottom-right) sends a remark from any page, bundled to the team with the page you were on.</w:t>
       </w:r>
     </w:p>
     <w:p>
@@ -613,7 +733,7 @@
           <w:sz w:val="28"/>
           <w:szCs w:val="28"/>
         </w:rPr>
-        <w:t xml:space="preserve">📦  Send something</w:t>
+        <w:t xml:space="preserve">📦  Sender — send something</w:t>
       </w:r>
     </w:p>
     <w:p>
@@ -629,12 +749,12 @@
           <w:sz w:val="20"/>
           <w:szCs w:val="20"/>
         </w:rPr>
-        <w:t xml:space="preserve">From creating a shipment to payment and delivery.</w:t>
-      </w:r>
-    </w:p>
-    <w:p>
-      <w:pPr>
-        <w:spacing w:after="40" w:before="140"/>
+        <w:t xml:space="preserve">From creating a shipment to payment, tracking and delivery with a code.</w:t>
+      </w:r>
+    </w:p>
+    <w:p>
+      <w:pPr>
+        <w:spacing w:after="40" w:before="150"/>
       </w:pPr>
       <w:r>
         <w:rPr>
@@ -645,37 +765,67 @@
           <w:sz w:val="18"/>
           <w:szCs w:val="18"/>
         </w:rPr>
-        <w:t xml:space="preserve">1. Create &amp; check</w:t>
-      </w:r>
-    </w:p>
-    <w:p>
-      <w:pPr>
-        <w:pStyle w:val="ListParagraph"/>
-        <w:numPr>
-          <w:ilvl w:val="0"/>
-          <w:numId w:val="2"/>
-        </w:numPr>
-        <w:spacing w:after="20"/>
-      </w:pPr>
-      <w:r>
-        <w:rPr>
-          <w:rFonts w:ascii="Calibri" w:cs="Calibri" w:eastAsia="Calibri" w:hAnsi="Calibri"/>
-          <w:b/>
-          <w:bCs/>
-          <w:color w:val="23201A"/>
-          <w:sz w:val="20"/>
-          <w:szCs w:val="20"/>
-        </w:rPr>
-        <w:t xml:space="preserve">Send</w:t>
-      </w:r>
-      <w:r>
-        <w:rPr>
-          <w:rFonts w:ascii="Calibri" w:cs="Calibri" w:eastAsia="Calibri" w:hAnsi="Calibri"/>
-          <w:color w:val="23201A"/>
-          <w:sz w:val="20"/>
-          <w:szCs w:val="20"/>
-        </w:rPr>
-        <w:t xml:space="preserve"> — enter corridor, recipient, weight and the contents per item.</w:t>
+        <w:t xml:space="preserve">1. Create a shipment &amp; the free check</w:t>
+      </w:r>
+    </w:p>
+    <w:p>
+      <w:pPr>
+        <w:pStyle w:val="ListParagraph"/>
+        <w:numPr>
+          <w:ilvl w:val="0"/>
+          <w:numId w:val="2"/>
+        </w:numPr>
+        <w:spacing w:after="20"/>
+      </w:pPr>
+      <w:r>
+        <w:rPr>
+          <w:rFonts w:ascii="Calibri" w:cs="Calibri" w:eastAsia="Calibri" w:hAnsi="Calibri"/>
+          <w:b/>
+          <w:bCs/>
+          <w:color w:val="23201A"/>
+          <w:sz w:val="20"/>
+          <w:szCs w:val="20"/>
+        </w:rPr>
+        <w:t xml:space="preserve">Start</w:t>
+      </w:r>
+      <w:r>
+        <w:rPr>
+          <w:rFonts w:ascii="Calibri" w:cs="Calibri" w:eastAsia="Calibri" w:hAnsi="Calibri"/>
+          <w:color w:val="23201A"/>
+          <w:sz w:val="20"/>
+          <w:szCs w:val="20"/>
+        </w:rPr>
+        <w:t xml:space="preserve"> — click “Send a package” (or open Send). Choose the corridor (currently Netherlands → Suriname) and enter the recipient.</w:t>
+      </w:r>
+    </w:p>
+    <w:p>
+      <w:pPr>
+        <w:pStyle w:val="ListParagraph"/>
+        <w:numPr>
+          <w:ilvl w:val="0"/>
+          <w:numId w:val="2"/>
+        </w:numPr>
+        <w:spacing w:after="20"/>
+      </w:pPr>
+      <w:r>
+        <w:rPr>
+          <w:rFonts w:ascii="Calibri" w:cs="Calibri" w:eastAsia="Calibri" w:hAnsi="Calibri"/>
+          <w:b/>
+          <w:bCs/>
+          <w:color w:val="23201A"/>
+          <w:sz w:val="20"/>
+          <w:szCs w:val="20"/>
+        </w:rPr>
+        <w:t xml:space="preserve">Contents per item</w:t>
+      </w:r>
+      <w:r>
+        <w:rPr>
+          <w:rFonts w:ascii="Calibri" w:cs="Calibri" w:eastAsia="Calibri" w:hAnsi="Calibri"/>
+          <w:color w:val="23201A"/>
+          <w:sz w:val="20"/>
+          <w:szCs w:val="20"/>
+        </w:rPr>
+        <w:t xml:space="preserve"> — add each item with a short description, value and category. Use “+ Item” for more rows.</w:t>
       </w:r>
     </w:p>
     <w:p>
@@ -705,12 +855,87 @@
           <w:sz w:val="20"/>
           <w:szCs w:val="20"/>
         </w:rPr>
-        <w:t xml:space="preserve"> — instantly see whether it may travel via a traveler and an indicative price.</w:t>
-      </w:r>
-    </w:p>
-    <w:p>
-      <w:pPr>
-        <w:spacing w:after="40" w:before="140"/>
+        <w:t xml:space="preserve"> — you instantly see whether it may travel via a traveler (Allowed / Review / Rejected) and an indicative price. This is an automatic rule check, not a person.</w:t>
+      </w:r>
+    </w:p>
+    <w:p>
+      <w:pPr>
+        <w:pStyle w:val="ListParagraph"/>
+        <w:numPr>
+          <w:ilvl w:val="0"/>
+          <w:numId w:val="2"/>
+        </w:numPr>
+        <w:spacing w:after="20"/>
+      </w:pPr>
+      <w:r>
+        <w:rPr>
+          <w:rFonts w:ascii="Calibri" w:cs="Calibri" w:eastAsia="Calibri" w:hAnsi="Calibri"/>
+          <w:b/>
+          <w:bCs/>
+          <w:color w:val="23201A"/>
+          <w:sz w:val="20"/>
+          <w:szCs w:val="20"/>
+        </w:rPr>
+        <w:t xml:space="preserve">Declare, don't seal shut</w:t>
+      </w:r>
+      <w:r>
+        <w:rPr>
+          <w:rFonts w:ascii="Calibri" w:cs="Calibri" w:eastAsia="Calibri" w:hAnsi="Calibri"/>
+          <w:color w:val="23201A"/>
+          <w:sz w:val="20"/>
+          <w:szCs w:val="20"/>
+        </w:rPr>
+        <w:t xml:space="preserve"> — honestly state what's inside and keep the package open/inspectable. That's the core of safe sending.</w:t>
+      </w:r>
+    </w:p>
+    <w:p>
+      <w:pPr>
+        <w:spacing w:after="140" w:before="60"/>
+      </w:pPr>
+      <w:r>
+        <w:drawing>
+          <wp:inline distT="0" distB="0" distL="0" distR="0">
+            <wp:extent cx="5334000" cy="3638550"/>
+            <wp:effectExtent t="0" r="0" b="0" l="0"/>
+            <wp:docPr id="1" name="" descr="" title=""/>
+            <wp:cNvGraphicFramePr>
+              <a:graphicFrameLocks xmlns:a="http://schemas.openxmlformats.org/drawingml/2006/main" noChangeAspect="1"/>
+            </wp:cNvGraphicFramePr>
+            <a:graphic xmlns:a="http://schemas.openxmlformats.org/drawingml/2006/main">
+              <a:graphicData uri="http://schemas.openxmlformats.org/drawingml/2006/picture">
+                <pic:pic xmlns:pic="http://schemas.openxmlformats.org/drawingml/2006/picture">
+                  <pic:nvPicPr>
+                    <pic:cNvPr id="0" name="" descr=""/>
+                    <pic:cNvPicPr>
+                      <a:picLocks noChangeAspect="1" noChangeArrowheads="1"/>
+                    </pic:cNvPicPr>
+                  </pic:nvPicPr>
+                  <pic:blipFill>
+                    <a:blip r:embed="rId9" cstate="none"/>
+                    <a:srcRect/>
+                    <a:stretch>
+                      <a:fillRect/>
+                    </a:stretch>
+                  </pic:blipFill>
+                  <pic:spPr bwMode="auto">
+                    <a:xfrm>
+                      <a:off x="0" y="0"/>
+                      <a:ext cx="5334000" cy="3638550"/>
+                    </a:xfrm>
+                    <a:prstGeom prst="rect">
+                      <a:avLst/>
+                    </a:prstGeom>
+                  </pic:spPr>
+                </pic:pic>
+              </a:graphicData>
+            </a:graphic>
+          </wp:inline>
+        </w:drawing>
+      </w:r>
+    </w:p>
+    <w:p>
+      <w:pPr>
+        <w:spacing w:after="40" w:before="150"/>
       </w:pPr>
       <w:r>
         <w:rPr>
@@ -721,37 +946,67 @@
           <w:sz w:val="18"/>
           <w:szCs w:val="18"/>
         </w:rPr>
-        <w:t xml:space="preserve">2. Make it visible</w:t>
-      </w:r>
-    </w:p>
-    <w:p>
-      <w:pPr>
-        <w:pStyle w:val="ListParagraph"/>
-        <w:numPr>
-          <w:ilvl w:val="0"/>
-          <w:numId w:val="2"/>
-        </w:numPr>
-        <w:spacing w:after="20"/>
-      </w:pPr>
-      <w:r>
-        <w:rPr>
-          <w:rFonts w:ascii="Calibri" w:cs="Calibri" w:eastAsia="Calibri" w:hAnsi="Calibri"/>
-          <w:b/>
-          <w:bCs/>
-          <w:color w:val="23201A"/>
-          <w:sz w:val="20"/>
-          <w:szCs w:val="20"/>
-        </w:rPr>
-        <w:t xml:space="preserve">On the marketplace</w:t>
-      </w:r>
-      <w:r>
-        <w:rPr>
-          <w:rFonts w:ascii="Calibri" w:cs="Calibri" w:eastAsia="Calibri" w:hAnsi="Calibri"/>
-          <w:color w:val="23201A"/>
-          <w:sz w:val="20"/>
-          <w:szCs w:val="20"/>
-        </w:rPr>
-        <w:t xml:space="preserve"> — make your request visible so travelers can see it.</w:t>
+        <w:t xml:space="preserve">2. Make it visible on the marketplace</w:t>
+      </w:r>
+    </w:p>
+    <w:p>
+      <w:pPr>
+        <w:pStyle w:val="ListParagraph"/>
+        <w:numPr>
+          <w:ilvl w:val="0"/>
+          <w:numId w:val="2"/>
+        </w:numPr>
+        <w:spacing w:after="20"/>
+      </w:pPr>
+      <w:r>
+        <w:rPr>
+          <w:rFonts w:ascii="Calibri" w:cs="Calibri" w:eastAsia="Calibri" w:hAnsi="Calibri"/>
+          <w:b/>
+          <w:bCs/>
+          <w:color w:val="23201A"/>
+          <w:sz w:val="20"/>
+          <w:szCs w:val="20"/>
+        </w:rPr>
+        <w:t xml:space="preserve">Make visible</w:t>
+      </w:r>
+      <w:r>
+        <w:rPr>
+          <w:rFonts w:ascii="Calibri" w:cs="Calibri" w:eastAsia="Calibri" w:hAnsi="Calibri"/>
+          <w:color w:val="23201A"/>
+          <w:sz w:val="20"/>
+          <w:szCs w:val="20"/>
+        </w:rPr>
+        <w:t xml:space="preserve"> — open your shipment and make it visible on the marketplace so travelers see your request.</w:t>
+      </w:r>
+    </w:p>
+    <w:p>
+      <w:pPr>
+        <w:pStyle w:val="ListParagraph"/>
+        <w:numPr>
+          <w:ilvl w:val="0"/>
+          <w:numId w:val="2"/>
+        </w:numPr>
+        <w:spacing w:after="20"/>
+      </w:pPr>
+      <w:r>
+        <w:rPr>
+          <w:rFonts w:ascii="Calibri" w:cs="Calibri" w:eastAsia="Calibri" w:hAnsi="Calibri"/>
+          <w:b/>
+          <w:bCs/>
+          <w:color w:val="23201A"/>
+          <w:sz w:val="20"/>
+          <w:szCs w:val="20"/>
+        </w:rPr>
+        <w:t xml:space="preserve">Price &amp; info</w:t>
+      </w:r>
+      <w:r>
+        <w:rPr>
+          <w:rFonts w:ascii="Calibri" w:cs="Calibri" w:eastAsia="Calibri" w:hAnsi="Calibri"/>
+          <w:color w:val="23201A"/>
+          <w:sz w:val="20"/>
+          <w:szCs w:val="20"/>
+        </w:rPr>
+        <w:t xml:space="preserve"> — state what you'd like to pay and a short note.</w:t>
       </w:r>
     </w:p>
     <w:p>
@@ -781,12 +1036,57 @@
           <w:sz w:val="20"/>
           <w:szCs w:val="20"/>
         </w:rPr>
-        <w:t xml:space="preserve"> — also show it anonymously on the public site (first name + initial only).</w:t>
-      </w:r>
-    </w:p>
-    <w:p>
-      <w:pPr>
-        <w:spacing w:after="40" w:before="140"/>
+        <w:t xml:space="preserve"> — also show your request anonymously on the public site (first name + initial, destination, weight and price — never the contents, your address or contact details).</w:t>
+      </w:r>
+    </w:p>
+    <w:p>
+      <w:pPr>
+        <w:spacing w:after="140" w:before="60"/>
+      </w:pPr>
+      <w:r>
+        <w:drawing>
+          <wp:inline distT="0" distB="0" distL="0" distR="0">
+            <wp:extent cx="5334000" cy="3638550"/>
+            <wp:effectExtent t="0" r="0" b="0" l="0"/>
+            <wp:docPr id="1" name="" descr="" title=""/>
+            <wp:cNvGraphicFramePr>
+              <a:graphicFrameLocks xmlns:a="http://schemas.openxmlformats.org/drawingml/2006/main" noChangeAspect="1"/>
+            </wp:cNvGraphicFramePr>
+            <a:graphic xmlns:a="http://schemas.openxmlformats.org/drawingml/2006/main">
+              <a:graphicData uri="http://schemas.openxmlformats.org/drawingml/2006/picture">
+                <pic:pic xmlns:pic="http://schemas.openxmlformats.org/drawingml/2006/picture">
+                  <pic:nvPicPr>
+                    <pic:cNvPr id="0" name="" descr=""/>
+                    <pic:cNvPicPr>
+                      <a:picLocks noChangeAspect="1" noChangeArrowheads="1"/>
+                    </pic:cNvPicPr>
+                  </pic:nvPicPr>
+                  <pic:blipFill>
+                    <a:blip r:embed="rId10" cstate="none"/>
+                    <a:srcRect/>
+                    <a:stretch>
+                      <a:fillRect/>
+                    </a:stretch>
+                  </pic:blipFill>
+                  <pic:spPr bwMode="auto">
+                    <a:xfrm>
+                      <a:off x="0" y="0"/>
+                      <a:ext cx="5334000" cy="3638550"/>
+                    </a:xfrm>
+                    <a:prstGeom prst="rect">
+                      <a:avLst/>
+                    </a:prstGeom>
+                  </pic:spPr>
+                </pic:pic>
+              </a:graphicData>
+            </a:graphic>
+          </wp:inline>
+        </w:drawing>
+      </w:r>
+    </w:p>
+    <w:p>
+      <w:pPr>
+        <w:spacing w:after="40" w:before="150"/>
       </w:pPr>
       <w:r>
         <w:rPr>
@@ -797,72 +1097,102 @@
           <w:sz w:val="18"/>
           <w:szCs w:val="18"/>
         </w:rPr>
-        <w:t xml:space="preserve">3. Offer, agreement &amp; payment</w:t>
-      </w:r>
-    </w:p>
-    <w:p>
-      <w:pPr>
-        <w:pStyle w:val="ListParagraph"/>
-        <w:numPr>
-          <w:ilvl w:val="0"/>
-          <w:numId w:val="2"/>
-        </w:numPr>
-        <w:spacing w:after="20"/>
-      </w:pPr>
-      <w:r>
-        <w:rPr>
-          <w:rFonts w:ascii="Calibri" w:cs="Calibri" w:eastAsia="Calibri" w:hAnsi="Calibri"/>
-          <w:b/>
-          <w:bCs/>
-          <w:color w:val="23201A"/>
-          <w:sz w:val="20"/>
-          <w:szCs w:val="20"/>
-        </w:rPr>
-        <w:t xml:space="preserve">Receive an offer</w:t>
-      </w:r>
-      <w:r>
-        <w:rPr>
-          <w:rFonts w:ascii="Calibri" w:cs="Calibri" w:eastAsia="Calibri" w:hAnsi="Calibri"/>
-          <w:color w:val="23201A"/>
-          <w:sz w:val="20"/>
-          <w:szCs w:val="20"/>
-        </w:rPr>
-        <w:t xml:space="preserve"> — a chat opens automatically when a traveler responds.</w:t>
-      </w:r>
-    </w:p>
-    <w:p>
-      <w:pPr>
-        <w:pStyle w:val="ListParagraph"/>
-        <w:numPr>
-          <w:ilvl w:val="0"/>
-          <w:numId w:val="2"/>
-        </w:numPr>
-        <w:spacing w:after="20"/>
-      </w:pPr>
-      <w:r>
-        <w:rPr>
-          <w:rFonts w:ascii="Calibri" w:cs="Calibri" w:eastAsia="Calibri" w:hAnsi="Calibri"/>
-          <w:b/>
-          <w:bCs/>
-          <w:color w:val="23201A"/>
-          <w:sz w:val="20"/>
-          <w:szCs w:val="20"/>
-        </w:rPr>
-        <w:t xml:space="preserve">Accept &amp; pay</w:t>
-      </w:r>
-      <w:r>
-        <w:rPr>
-          <w:rFonts w:ascii="Calibri" w:cs="Calibri" w:eastAsia="Calibri" w:hAnsi="Calibri"/>
-          <w:color w:val="23201A"/>
-          <w:sz w:val="20"/>
-          <w:szCs w:val="20"/>
-        </w:rPr>
-        <w:t xml:space="preserve"> — the amount is held until proof of delivery.</w:t>
-      </w:r>
-    </w:p>
-    <w:p>
-      <w:pPr>
-        <w:spacing w:after="40" w:before="140"/>
+        <w:t xml:space="preserve">3. Offer, chat &amp; payment</w:t>
+      </w:r>
+    </w:p>
+    <w:p>
+      <w:pPr>
+        <w:pStyle w:val="ListParagraph"/>
+        <w:numPr>
+          <w:ilvl w:val="0"/>
+          <w:numId w:val="2"/>
+        </w:numPr>
+        <w:spacing w:after="20"/>
+      </w:pPr>
+      <w:r>
+        <w:rPr>
+          <w:rFonts w:ascii="Calibri" w:cs="Calibri" w:eastAsia="Calibri" w:hAnsi="Calibri"/>
+          <w:b/>
+          <w:bCs/>
+          <w:color w:val="23201A"/>
+          <w:sz w:val="20"/>
+          <w:szCs w:val="20"/>
+        </w:rPr>
+        <w:t xml:space="preserve">Offer</w:t>
+      </w:r>
+      <w:r>
+        <w:rPr>
+          <w:rFonts w:ascii="Calibri" w:cs="Calibri" w:eastAsia="Calibri" w:hAnsi="Calibri"/>
+          <w:color w:val="23201A"/>
+          <w:sz w:val="20"/>
+          <w:szCs w:val="20"/>
+        </w:rPr>
+        <w:t xml:space="preserve"> — when a traveler responds, a chat opens automatically with the offer.</w:t>
+      </w:r>
+    </w:p>
+    <w:p>
+      <w:pPr>
+        <w:pStyle w:val="ListParagraph"/>
+        <w:numPr>
+          <w:ilvl w:val="0"/>
+          <w:numId w:val="2"/>
+        </w:numPr>
+        <w:spacing w:after="20"/>
+      </w:pPr>
+      <w:r>
+        <w:rPr>
+          <w:rFonts w:ascii="Calibri" w:cs="Calibri" w:eastAsia="Calibri" w:hAnsi="Calibri"/>
+          <w:b/>
+          <w:bCs/>
+          <w:color w:val="23201A"/>
+          <w:sz w:val="20"/>
+          <w:szCs w:val="20"/>
+        </w:rPr>
+        <w:t xml:space="preserve">Discuss</w:t>
+      </w:r>
+      <w:r>
+        <w:rPr>
+          <w:rFonts w:ascii="Calibri" w:cs="Calibri" w:eastAsia="Calibri" w:hAnsi="Calibri"/>
+          <w:color w:val="23201A"/>
+          <w:sz w:val="20"/>
+          <w:szCs w:val="20"/>
+        </w:rPr>
+        <w:t xml:space="preserve"> — agree the details and price via chat and pin the agreement.</w:t>
+      </w:r>
+    </w:p>
+    <w:p>
+      <w:pPr>
+        <w:pStyle w:val="ListParagraph"/>
+        <w:numPr>
+          <w:ilvl w:val="0"/>
+          <w:numId w:val="2"/>
+        </w:numPr>
+        <w:spacing w:after="20"/>
+      </w:pPr>
+      <w:r>
+        <w:rPr>
+          <w:rFonts w:ascii="Calibri" w:cs="Calibri" w:eastAsia="Calibri" w:hAnsi="Calibri"/>
+          <w:b/>
+          <w:bCs/>
+          <w:color w:val="23201A"/>
+          <w:sz w:val="20"/>
+          <w:szCs w:val="20"/>
+        </w:rPr>
+        <w:t xml:space="preserve">Pay</w:t>
+      </w:r>
+      <w:r>
+        <w:rPr>
+          <w:rFonts w:ascii="Calibri" w:cs="Calibri" w:eastAsia="Calibri" w:hAnsi="Calibri"/>
+          <w:color w:val="23201A"/>
+          <w:sz w:val="20"/>
+          <w:szCs w:val="20"/>
+        </w:rPr>
+        <w:t xml:space="preserve"> — accept the offer and pay. Your payment is held safely and only released after proof of delivery.</w:t>
+      </w:r>
+    </w:p>
+    <w:p>
+      <w:pPr>
+        <w:spacing w:after="40" w:before="150"/>
       </w:pPr>
       <w:r>
         <w:rPr>
@@ -873,37 +1203,67 @@
           <w:sz w:val="18"/>
           <w:szCs w:val="18"/>
         </w:rPr>
-        <w:t xml:space="preserve">4. Track &amp; deliver</w:t>
-      </w:r>
-    </w:p>
-    <w:p>
-      <w:pPr>
-        <w:pStyle w:val="ListParagraph"/>
-        <w:numPr>
-          <w:ilvl w:val="0"/>
-          <w:numId w:val="2"/>
-        </w:numPr>
-        <w:spacing w:after="20"/>
-      </w:pPr>
-      <w:r>
-        <w:rPr>
-          <w:rFonts w:ascii="Calibri" w:cs="Calibri" w:eastAsia="Calibri" w:hAnsi="Calibri"/>
-          <w:b/>
-          <w:bCs/>
-          <w:color w:val="23201A"/>
-          <w:sz w:val="20"/>
-          <w:szCs w:val="20"/>
-        </w:rPr>
-        <w:t xml:space="preserve">Timeline &amp; label</w:t>
-      </w:r>
-      <w:r>
-        <w:rPr>
-          <w:rFonts w:ascii="Calibri" w:cs="Calibri" w:eastAsia="Calibri" w:hAnsi="Calibri"/>
-          <w:color w:val="23201A"/>
-          <w:sz w:val="20"/>
-          <w:szCs w:val="20"/>
-        </w:rPr>
-        <w:t xml:space="preserve"> — follow every step and open/print the label.</w:t>
+        <w:t xml:space="preserve">4. Track &amp; deliver with a receipt code</w:t>
+      </w:r>
+    </w:p>
+    <w:p>
+      <w:pPr>
+        <w:pStyle w:val="ListParagraph"/>
+        <w:numPr>
+          <w:ilvl w:val="0"/>
+          <w:numId w:val="2"/>
+        </w:numPr>
+        <w:spacing w:after="20"/>
+      </w:pPr>
+      <w:r>
+        <w:rPr>
+          <w:rFonts w:ascii="Calibri" w:cs="Calibri" w:eastAsia="Calibri" w:hAnsi="Calibri"/>
+          <w:b/>
+          <w:bCs/>
+          <w:color w:val="23201A"/>
+          <w:sz w:val="20"/>
+          <w:szCs w:val="20"/>
+        </w:rPr>
+        <w:t xml:space="preserve">Timeline</w:t>
+      </w:r>
+      <w:r>
+        <w:rPr>
+          <w:rFonts w:ascii="Calibri" w:cs="Calibri" w:eastAsia="Calibri" w:hAnsi="Calibri"/>
+          <w:color w:val="23201A"/>
+          <w:sz w:val="20"/>
+          <w:szCs w:val="20"/>
+        </w:rPr>
+        <w:t xml:space="preserve"> — follow every step on the shipment (created → sealed → in transit → ready for pickup → delivered).</w:t>
+      </w:r>
+    </w:p>
+    <w:p>
+      <w:pPr>
+        <w:pStyle w:val="ListParagraph"/>
+        <w:numPr>
+          <w:ilvl w:val="0"/>
+          <w:numId w:val="2"/>
+        </w:numPr>
+        <w:spacing w:after="20"/>
+      </w:pPr>
+      <w:r>
+        <w:rPr>
+          <w:rFonts w:ascii="Calibri" w:cs="Calibri" w:eastAsia="Calibri" w:hAnsi="Calibri"/>
+          <w:b/>
+          <w:bCs/>
+          <w:color w:val="23201A"/>
+          <w:sz w:val="20"/>
+          <w:szCs w:val="20"/>
+        </w:rPr>
+        <w:t xml:space="preserve">Label</w:t>
+      </w:r>
+      <w:r>
+        <w:rPr>
+          <w:rFonts w:ascii="Calibri" w:cs="Calibri" w:eastAsia="Calibri" w:hAnsi="Calibri"/>
+          <w:color w:val="23201A"/>
+          <w:sz w:val="20"/>
+          <w:szCs w:val="20"/>
+        </w:rPr>
+        <w:t xml:space="preserve"> — open or print the shipping label.</w:t>
       </w:r>
     </w:p>
     <w:p>
@@ -933,12 +1293,57 @@
           <w:sz w:val="20"/>
           <w:szCs w:val="20"/>
         </w:rPr>
-        <w:t xml:space="preserve"> — give the 6-digit code to the recipient; delivery is only confirmed once it matches.</w:t>
-      </w:r>
-    </w:p>
-    <w:p>
-      <w:pPr>
-        <w:spacing w:after="40" w:before="140"/>
+        <w:t xml:space="preserve"> — once the shipment is ready for delivery a 6-digit receipt code appears. Give it to the recipient; delivery is only confirmed (and payment released) once the code matches.</w:t>
+      </w:r>
+    </w:p>
+    <w:p>
+      <w:pPr>
+        <w:spacing w:after="140" w:before="60"/>
+      </w:pPr>
+      <w:r>
+        <w:drawing>
+          <wp:inline distT="0" distB="0" distL="0" distR="0">
+            <wp:extent cx="5334000" cy="3638550"/>
+            <wp:effectExtent t="0" r="0" b="0" l="0"/>
+            <wp:docPr id="1" name="" descr="" title=""/>
+            <wp:cNvGraphicFramePr>
+              <a:graphicFrameLocks xmlns:a="http://schemas.openxmlformats.org/drawingml/2006/main" noChangeAspect="1"/>
+            </wp:cNvGraphicFramePr>
+            <a:graphic xmlns:a="http://schemas.openxmlformats.org/drawingml/2006/main">
+              <a:graphicData uri="http://schemas.openxmlformats.org/drawingml/2006/picture">
+                <pic:pic xmlns:pic="http://schemas.openxmlformats.org/drawingml/2006/picture">
+                  <pic:nvPicPr>
+                    <pic:cNvPr id="0" name="" descr=""/>
+                    <pic:cNvPicPr>
+                      <a:picLocks noChangeAspect="1" noChangeArrowheads="1"/>
+                    </pic:cNvPicPr>
+                  </pic:nvPicPr>
+                  <pic:blipFill>
+                    <a:blip r:embed="rId11" cstate="none"/>
+                    <a:srcRect/>
+                    <a:stretch>
+                      <a:fillRect/>
+                    </a:stretch>
+                  </pic:blipFill>
+                  <pic:spPr bwMode="auto">
+                    <a:xfrm>
+                      <a:off x="0" y="0"/>
+                      <a:ext cx="5334000" cy="3638550"/>
+                    </a:xfrm>
+                    <a:prstGeom prst="rect">
+                      <a:avLst/>
+                    </a:prstGeom>
+                  </pic:spPr>
+                </pic:pic>
+              </a:graphicData>
+            </a:graphic>
+          </wp:inline>
+        </w:drawing>
+      </w:r>
+    </w:p>
+    <w:p>
+      <w:pPr>
+        <w:spacing w:after="40" w:before="150"/>
       </w:pPr>
       <w:r>
         <w:rPr>
@@ -949,7 +1354,7 @@
           <w:sz w:val="18"/>
           <w:szCs w:val="18"/>
         </w:rPr>
-        <w:t xml:space="preserve">5. After delivery</w:t>
+        <w:t xml:space="preserve">5. After delivery &amp; problems</w:t>
       </w:r>
     </w:p>
     <w:p>
@@ -979,67 +1384,143 @@
           <w:sz w:val="20"/>
           <w:szCs w:val="20"/>
         </w:rPr>
-        <w:t xml:space="preserve"> — leave stars for the traveler.</w:t>
-      </w:r>
-    </w:p>
-    <w:p>
-      <w:pPr>
-        <w:pStyle w:val="ListParagraph"/>
-        <w:numPr>
-          <w:ilvl w:val="0"/>
-          <w:numId w:val="2"/>
-        </w:numPr>
-        <w:spacing w:after="20"/>
-      </w:pPr>
-      <w:r>
-        <w:rPr>
-          <w:rFonts w:ascii="Calibri" w:cs="Calibri" w:eastAsia="Calibri" w:hAnsi="Calibri"/>
-          <w:b/>
-          <w:bCs/>
-          <w:color w:val="23201A"/>
-          <w:sz w:val="20"/>
-          <w:szCs w:val="20"/>
-        </w:rPr>
-        <w:t xml:space="preserve">A problem?</w:t>
-      </w:r>
-      <w:r>
-        <w:rPr>
-          <w:rFonts w:ascii="Calibri" w:cs="Calibri" w:eastAsia="Calibri" w:hAnsi="Calibri"/>
-          <w:color w:val="23201A"/>
-          <w:sz w:val="20"/>
-          <w:szCs w:val="20"/>
-        </w:rPr>
-        <w:t xml:space="preserve"> — open a claim/return or report a user.</w:t>
-      </w:r>
-    </w:p>
-    <w:p>
-      <w:pPr>
-        <w:pStyle w:val="ListParagraph"/>
-        <w:numPr>
-          <w:ilvl w:val="0"/>
-          <w:numId w:val="2"/>
-        </w:numPr>
-        <w:spacing w:after="20"/>
-      </w:pPr>
-      <w:r>
-        <w:rPr>
-          <w:rFonts w:ascii="Calibri" w:cs="Calibri" w:eastAsia="Calibri" w:hAnsi="Calibri"/>
-          <w:b/>
-          <w:bCs/>
-          <w:color w:val="23201A"/>
-          <w:sz w:val="20"/>
-          <w:szCs w:val="20"/>
-        </w:rPr>
-        <w:t xml:space="preserve">Handy</w:t>
-      </w:r>
-      <w:r>
-        <w:rPr>
-          <w:rFonts w:ascii="Calibri" w:cs="Calibri" w:eastAsia="Calibri" w:hAnsi="Calibri"/>
-          <w:color w:val="23201A"/>
-          <w:sz w:val="20"/>
-          <w:szCs w:val="20"/>
-        </w:rPr>
-        <w:t xml:space="preserve"> — address &amp; product book and bulk upload for multiple shipments.</w:t>
+        <w:t xml:space="preserve"> — leave stars for the traveler; it builds trust in the community.</w:t>
+      </w:r>
+    </w:p>
+    <w:p>
+      <w:pPr>
+        <w:pStyle w:val="ListParagraph"/>
+        <w:numPr>
+          <w:ilvl w:val="0"/>
+          <w:numId w:val="2"/>
+        </w:numPr>
+        <w:spacing w:after="20"/>
+      </w:pPr>
+      <w:r>
+        <w:rPr>
+          <w:rFonts w:ascii="Calibri" w:cs="Calibri" w:eastAsia="Calibri" w:hAnsi="Calibri"/>
+          <w:b/>
+          <w:bCs/>
+          <w:color w:val="23201A"/>
+          <w:sz w:val="20"/>
+          <w:szCs w:val="20"/>
+        </w:rPr>
+        <w:t xml:space="preserve">Claim or return</w:t>
+      </w:r>
+      <w:r>
+        <w:rPr>
+          <w:rFonts w:ascii="Calibri" w:cs="Calibri" w:eastAsia="Calibri" w:hAnsi="Calibri"/>
+          <w:color w:val="23201A"/>
+          <w:sz w:val="20"/>
+          <w:szCs w:val="20"/>
+        </w:rPr>
+        <w:t xml:space="preserve"> — if something's wrong with the delivery, open a claim or request a return.</w:t>
+      </w:r>
+    </w:p>
+    <w:p>
+      <w:pPr>
+        <w:pStyle w:val="ListParagraph"/>
+        <w:numPr>
+          <w:ilvl w:val="0"/>
+          <w:numId w:val="2"/>
+        </w:numPr>
+        <w:spacing w:after="20"/>
+      </w:pPr>
+      <w:r>
+        <w:rPr>
+          <w:rFonts w:ascii="Calibri" w:cs="Calibri" w:eastAsia="Calibri" w:hAnsi="Calibri"/>
+          <w:b/>
+          <w:bCs/>
+          <w:color w:val="23201A"/>
+          <w:sz w:val="20"/>
+          <w:szCs w:val="20"/>
+        </w:rPr>
+        <w:t xml:space="preserve">Report</w:t>
+      </w:r>
+      <w:r>
+        <w:rPr>
+          <w:rFonts w:ascii="Calibri" w:cs="Calibri" w:eastAsia="Calibri" w:hAnsi="Calibri"/>
+          <w:color w:val="23201A"/>
+          <w:sz w:val="20"/>
+          <w:szCs w:val="20"/>
+        </w:rPr>
+        <w:t xml:space="preserve"> — someone misbehaving? Report the user; it reaches management.</w:t>
+      </w:r>
+    </w:p>
+    <w:p>
+      <w:pPr>
+        <w:spacing w:after="40" w:before="150"/>
+      </w:pPr>
+      <w:r>
+        <w:rPr>
+          <w:rFonts w:ascii="Calibri" w:cs="Calibri" w:eastAsia="Calibri" w:hAnsi="Calibri"/>
+          <w:b/>
+          <w:bCs/>
+          <w:color w:val="4F7A1B"/>
+          <w:sz w:val="18"/>
+          <w:szCs w:val="18"/>
+        </w:rPr>
+        <w:t xml:space="preserve">6. Handy extras</w:t>
+      </w:r>
+    </w:p>
+    <w:p>
+      <w:pPr>
+        <w:pStyle w:val="ListParagraph"/>
+        <w:numPr>
+          <w:ilvl w:val="0"/>
+          <w:numId w:val="2"/>
+        </w:numPr>
+        <w:spacing w:after="20"/>
+      </w:pPr>
+      <w:r>
+        <w:rPr>
+          <w:rFonts w:ascii="Calibri" w:cs="Calibri" w:eastAsia="Calibri" w:hAnsi="Calibri"/>
+          <w:b/>
+          <w:bCs/>
+          <w:color w:val="23201A"/>
+          <w:sz w:val="20"/>
+          <w:szCs w:val="20"/>
+        </w:rPr>
+        <w:t xml:space="preserve">Address &amp; product book</w:t>
+      </w:r>
+      <w:r>
+        <w:rPr>
+          <w:rFonts w:ascii="Calibri" w:cs="Calibri" w:eastAsia="Calibri" w:hAnsi="Calibri"/>
+          <w:color w:val="23201A"/>
+          <w:sz w:val="20"/>
+          <w:szCs w:val="20"/>
+        </w:rPr>
+        <w:t xml:space="preserve"> — save recipients and products so your next shipment is ready faster.</w:t>
+      </w:r>
+    </w:p>
+    <w:p>
+      <w:pPr>
+        <w:pStyle w:val="ListParagraph"/>
+        <w:numPr>
+          <w:ilvl w:val="0"/>
+          <w:numId w:val="2"/>
+        </w:numPr>
+        <w:spacing w:after="20"/>
+      </w:pPr>
+      <w:r>
+        <w:rPr>
+          <w:rFonts w:ascii="Calibri" w:cs="Calibri" w:eastAsia="Calibri" w:hAnsi="Calibri"/>
+          <w:b/>
+          <w:bCs/>
+          <w:color w:val="23201A"/>
+          <w:sz w:val="20"/>
+          <w:szCs w:val="20"/>
+        </w:rPr>
+        <w:t xml:space="preserve">Bulk upload</w:t>
+      </w:r>
+      <w:r>
+        <w:rPr>
+          <w:rFonts w:ascii="Calibri" w:cs="Calibri" w:eastAsia="Calibri" w:hAnsi="Calibri"/>
+          <w:color w:val="23201A"/>
+          <w:sz w:val="20"/>
+          <w:szCs w:val="20"/>
+        </w:rPr>
+        <w:t xml:space="preserve"> — multiple shipments? Paste them as CSV, check the preview and create them all at once.</w:t>
       </w:r>
     </w:p>
     <w:p>
@@ -1073,7 +1554,7 @@
           <w:sz w:val="28"/>
           <w:szCs w:val="28"/>
         </w:rPr>
-        <w:t xml:space="preserve">🧳  Offer space</w:t>
+        <w:t xml:space="preserve">🧳  Traveler — offer space</w:t>
       </w:r>
     </w:p>
     <w:p>
@@ -1094,7 +1575,7 @@
     </w:p>
     <w:p>
       <w:pPr>
-        <w:spacing w:after="40" w:before="140"/>
+        <w:spacing w:after="40" w:before="150"/>
       </w:pPr>
       <w:r>
         <w:rPr>
@@ -1105,72 +1586,147 @@
           <w:sz w:val="18"/>
           <w:szCs w:val="18"/>
         </w:rPr>
-        <w:t xml:space="preserve">1. Publish a trip</w:t>
-      </w:r>
-    </w:p>
-    <w:p>
-      <w:pPr>
-        <w:pStyle w:val="ListParagraph"/>
-        <w:numPr>
-          <w:ilvl w:val="0"/>
-          <w:numId w:val="2"/>
-        </w:numPr>
-        <w:spacing w:after="20"/>
-      </w:pPr>
-      <w:r>
-        <w:rPr>
-          <w:rFonts w:ascii="Calibri" w:cs="Calibri" w:eastAsia="Calibri" w:hAnsi="Calibri"/>
-          <w:b/>
-          <w:bCs/>
-          <w:color w:val="23201A"/>
-          <w:sz w:val="20"/>
-          <w:szCs w:val="20"/>
-        </w:rPr>
-        <w:t xml:space="preserve">My trips → New trip</w:t>
-      </w:r>
-      <w:r>
-        <w:rPr>
-          <w:rFonts w:ascii="Calibri" w:cs="Calibri" w:eastAsia="Calibri" w:hAnsi="Calibri"/>
-          <w:color w:val="23201A"/>
-          <w:sz w:val="20"/>
-          <w:szCs w:val="20"/>
-        </w:rPr>
-        <w:t xml:space="preserve"> — enter corridor, date and capacity.</w:t>
-      </w:r>
-    </w:p>
-    <w:p>
-      <w:pPr>
-        <w:pStyle w:val="ListParagraph"/>
-        <w:numPr>
-          <w:ilvl w:val="0"/>
-          <w:numId w:val="2"/>
-        </w:numPr>
-        <w:spacing w:after="20"/>
-      </w:pPr>
-      <w:r>
-        <w:rPr>
-          <w:rFonts w:ascii="Calibri" w:cs="Calibri" w:eastAsia="Calibri" w:hAnsi="Calibri"/>
-          <w:b/>
-          <w:bCs/>
-          <w:color w:val="23201A"/>
-          <w:sz w:val="20"/>
-          <w:szCs w:val="20"/>
-        </w:rPr>
-        <w:t xml:space="preserve">Make it visible</w:t>
-      </w:r>
-      <w:r>
-        <w:rPr>
-          <w:rFonts w:ascii="Calibri" w:cs="Calibri" w:eastAsia="Calibri" w:hAnsi="Calibri"/>
-          <w:color w:val="23201A"/>
-          <w:sz w:val="20"/>
-          <w:szCs w:val="20"/>
-        </w:rPr>
-        <w:t xml:space="preserve"> — set your trip visible (optionally anonymously on the public site).</w:t>
-      </w:r>
-    </w:p>
-    <w:p>
-      <w:pPr>
-        <w:spacing w:after="40" w:before="140"/>
+        <w:t xml:space="preserve">1. Publish your trip</w:t>
+      </w:r>
+    </w:p>
+    <w:p>
+      <w:pPr>
+        <w:pStyle w:val="ListParagraph"/>
+        <w:numPr>
+          <w:ilvl w:val="0"/>
+          <w:numId w:val="2"/>
+        </w:numPr>
+        <w:spacing w:after="20"/>
+      </w:pPr>
+      <w:r>
+        <w:rPr>
+          <w:rFonts w:ascii="Calibri" w:cs="Calibri" w:eastAsia="Calibri" w:hAnsi="Calibri"/>
+          <w:b/>
+          <w:bCs/>
+          <w:color w:val="23201A"/>
+          <w:sz w:val="20"/>
+          <w:szCs w:val="20"/>
+        </w:rPr>
+        <w:t xml:space="preserve">New trip</w:t>
+      </w:r>
+      <w:r>
+        <w:rPr>
+          <w:rFonts w:ascii="Calibri" w:cs="Calibri" w:eastAsia="Calibri" w:hAnsi="Calibri"/>
+          <w:color w:val="23201A"/>
+          <w:sz w:val="20"/>
+          <w:szCs w:val="20"/>
+        </w:rPr>
+        <w:t xml:space="preserve"> — go to “My trips” and create a trip: choose the corridor, your departure date and how much space (kg) you have.</w:t>
+      </w:r>
+    </w:p>
+    <w:p>
+      <w:pPr>
+        <w:pStyle w:val="ListParagraph"/>
+        <w:numPr>
+          <w:ilvl w:val="0"/>
+          <w:numId w:val="2"/>
+        </w:numPr>
+        <w:spacing w:after="20"/>
+      </w:pPr>
+      <w:r>
+        <w:rPr>
+          <w:rFonts w:ascii="Calibri" w:cs="Calibri" w:eastAsia="Calibri" w:hAnsi="Calibri"/>
+          <w:b/>
+          <w:bCs/>
+          <w:color w:val="23201A"/>
+          <w:sz w:val="20"/>
+          <w:szCs w:val="20"/>
+        </w:rPr>
+        <w:t xml:space="preserve">Indicative price</w:t>
+      </w:r>
+      <w:r>
+        <w:rPr>
+          <w:rFonts w:ascii="Calibri" w:cs="Calibri" w:eastAsia="Calibri" w:hAnsi="Calibri"/>
+          <w:color w:val="23201A"/>
+          <w:sz w:val="20"/>
+          <w:szCs w:val="20"/>
+        </w:rPr>
+        <w:t xml:space="preserve"> — state roughly what you'd like to receive; this helps senders make a fitting offer.</w:t>
+      </w:r>
+    </w:p>
+    <w:p>
+      <w:pPr>
+        <w:pStyle w:val="ListParagraph"/>
+        <w:numPr>
+          <w:ilvl w:val="0"/>
+          <w:numId w:val="2"/>
+        </w:numPr>
+        <w:spacing w:after="20"/>
+      </w:pPr>
+      <w:r>
+        <w:rPr>
+          <w:rFonts w:ascii="Calibri" w:cs="Calibri" w:eastAsia="Calibri" w:hAnsi="Calibri"/>
+          <w:b/>
+          <w:bCs/>
+          <w:color w:val="23201A"/>
+          <w:sz w:val="20"/>
+          <w:szCs w:val="20"/>
+        </w:rPr>
+        <w:t xml:space="preserve">Make visible</w:t>
+      </w:r>
+      <w:r>
+        <w:rPr>
+          <w:rFonts w:ascii="Calibri" w:cs="Calibri" w:eastAsia="Calibri" w:hAnsi="Calibri"/>
+          <w:color w:val="23201A"/>
+          <w:sz w:val="20"/>
+          <w:szCs w:val="20"/>
+        </w:rPr>
+        <w:t xml:space="preserve"> — set your trip visible on the marketplace, optionally anonymously on the public site.</w:t>
+      </w:r>
+    </w:p>
+    <w:p>
+      <w:pPr>
+        <w:spacing w:after="140" w:before="60"/>
+      </w:pPr>
+      <w:r>
+        <w:drawing>
+          <wp:inline distT="0" distB="0" distL="0" distR="0">
+            <wp:extent cx="5334000" cy="3638550"/>
+            <wp:effectExtent t="0" r="0" b="0" l="0"/>
+            <wp:docPr id="1" name="" descr="" title=""/>
+            <wp:cNvGraphicFramePr>
+              <a:graphicFrameLocks xmlns:a="http://schemas.openxmlformats.org/drawingml/2006/main" noChangeAspect="1"/>
+            </wp:cNvGraphicFramePr>
+            <a:graphic xmlns:a="http://schemas.openxmlformats.org/drawingml/2006/main">
+              <a:graphicData uri="http://schemas.openxmlformats.org/drawingml/2006/picture">
+                <pic:pic xmlns:pic="http://schemas.openxmlformats.org/drawingml/2006/picture">
+                  <pic:nvPicPr>
+                    <pic:cNvPr id="0" name="" descr=""/>
+                    <pic:cNvPicPr>
+                      <a:picLocks noChangeAspect="1" noChangeArrowheads="1"/>
+                    </pic:cNvPicPr>
+                  </pic:nvPicPr>
+                  <pic:blipFill>
+                    <a:blip r:embed="rId12" cstate="none"/>
+                    <a:srcRect/>
+                    <a:stretch>
+                      <a:fillRect/>
+                    </a:stretch>
+                  </pic:blipFill>
+                  <pic:spPr bwMode="auto">
+                    <a:xfrm>
+                      <a:off x="0" y="0"/>
+                      <a:ext cx="5334000" cy="3638550"/>
+                    </a:xfrm>
+                    <a:prstGeom prst="rect">
+                      <a:avLst/>
+                    </a:prstGeom>
+                  </pic:spPr>
+                </pic:pic>
+              </a:graphicData>
+            </a:graphic>
+          </wp:inline>
+        </w:drawing>
+      </w:r>
+    </w:p>
+    <w:p>
+      <w:pPr>
+        <w:spacing w:after="40" w:before="150"/>
       </w:pPr>
       <w:r>
         <w:rPr>
@@ -1181,7 +1737,7 @@
           <w:sz w:val="18"/>
           <w:szCs w:val="18"/>
         </w:rPr>
-        <w:t xml:space="preserve">2. Offer &amp; agree</w:t>
+        <w:t xml:space="preserve">2. Find requests &amp; bid</w:t>
       </w:r>
     </w:p>
     <w:p>
@@ -1211,42 +1767,87 @@
           <w:sz w:val="20"/>
           <w:szCs w:val="20"/>
         </w:rPr>
-        <w:t xml:space="preserve"> — view open requests and place an offer with a message.</w:t>
-      </w:r>
-    </w:p>
-    <w:p>
-      <w:pPr>
-        <w:pStyle w:val="ListParagraph"/>
-        <w:numPr>
-          <w:ilvl w:val="0"/>
-          <w:numId w:val="2"/>
-        </w:numPr>
-        <w:spacing w:after="20"/>
-      </w:pPr>
-      <w:r>
-        <w:rPr>
-          <w:rFonts w:ascii="Calibri" w:cs="Calibri" w:eastAsia="Calibri" w:hAnsi="Calibri"/>
-          <w:b/>
-          <w:bCs/>
-          <w:color w:val="23201A"/>
-          <w:sz w:val="20"/>
-          <w:szCs w:val="20"/>
-        </w:rPr>
-        <w:t xml:space="preserve">Chat</w:t>
-      </w:r>
-      <w:r>
-        <w:rPr>
-          <w:rFonts w:ascii="Calibri" w:cs="Calibri" w:eastAsia="Calibri" w:hAnsi="Calibri"/>
-          <w:color w:val="23201A"/>
-          <w:sz w:val="20"/>
-          <w:szCs w:val="20"/>
-        </w:rPr>
-        <w:t xml:space="preserve"> — agree the details and price; pin the agreement.</w:t>
-      </w:r>
-    </w:p>
-    <w:p>
-      <w:pPr>
-        <w:spacing w:after="40" w:before="140"/>
+        <w:t xml:space="preserve"> — browse open requests; filter by destination, price or rating and sort as you like.</w:t>
+      </w:r>
+    </w:p>
+    <w:p>
+      <w:pPr>
+        <w:pStyle w:val="ListParagraph"/>
+        <w:numPr>
+          <w:ilvl w:val="0"/>
+          <w:numId w:val="2"/>
+        </w:numPr>
+        <w:spacing w:after="20"/>
+      </w:pPr>
+      <w:r>
+        <w:rPr>
+          <w:rFonts w:ascii="Calibri" w:cs="Calibri" w:eastAsia="Calibri" w:hAnsi="Calibri"/>
+          <w:b/>
+          <w:bCs/>
+          <w:color w:val="23201A"/>
+          <w:sz w:val="20"/>
+          <w:szCs w:val="20"/>
+        </w:rPr>
+        <w:t xml:space="preserve">Bid</w:t>
+      </w:r>
+      <w:r>
+        <w:rPr>
+          <w:rFonts w:ascii="Calibri" w:cs="Calibri" w:eastAsia="Calibri" w:hAnsi="Calibri"/>
+          <w:color w:val="23201A"/>
+          <w:sz w:val="20"/>
+          <w:szCs w:val="20"/>
+        </w:rPr>
+        <w:t xml:space="preserve"> — open an allowed request and place an offer with a short message. This opens the chat with the sender.</w:t>
+      </w:r>
+    </w:p>
+    <w:p>
+      <w:pPr>
+        <w:spacing w:after="140" w:before="60"/>
+      </w:pPr>
+      <w:r>
+        <w:drawing>
+          <wp:inline distT="0" distB="0" distL="0" distR="0">
+            <wp:extent cx="5334000" cy="3638550"/>
+            <wp:effectExtent t="0" r="0" b="0" l="0"/>
+            <wp:docPr id="1" name="" descr="" title=""/>
+            <wp:cNvGraphicFramePr>
+              <a:graphicFrameLocks xmlns:a="http://schemas.openxmlformats.org/drawingml/2006/main" noChangeAspect="1"/>
+            </wp:cNvGraphicFramePr>
+            <a:graphic xmlns:a="http://schemas.openxmlformats.org/drawingml/2006/main">
+              <a:graphicData uri="http://schemas.openxmlformats.org/drawingml/2006/picture">
+                <pic:pic xmlns:pic="http://schemas.openxmlformats.org/drawingml/2006/picture">
+                  <pic:nvPicPr>
+                    <pic:cNvPr id="0" name="" descr=""/>
+                    <pic:cNvPicPr>
+                      <a:picLocks noChangeAspect="1" noChangeArrowheads="1"/>
+                    </pic:cNvPicPr>
+                  </pic:nvPicPr>
+                  <pic:blipFill>
+                    <a:blip r:embed="rId10" cstate="none"/>
+                    <a:srcRect/>
+                    <a:stretch>
+                      <a:fillRect/>
+                    </a:stretch>
+                  </pic:blipFill>
+                  <pic:spPr bwMode="auto">
+                    <a:xfrm>
+                      <a:off x="0" y="0"/>
+                      <a:ext cx="5334000" cy="3638550"/>
+                    </a:xfrm>
+                    <a:prstGeom prst="rect">
+                      <a:avLst/>
+                    </a:prstGeom>
+                  </pic:spPr>
+                </pic:pic>
+              </a:graphicData>
+            </a:graphic>
+          </wp:inline>
+        </w:drawing>
+      </w:r>
+    </w:p>
+    <w:p>
+      <w:pPr>
+        <w:spacing w:after="40" w:before="150"/>
       </w:pPr>
       <w:r>
         <w:rPr>
@@ -1257,72 +1858,72 @@
           <w:sz w:val="18"/>
           <w:szCs w:val="18"/>
         </w:rPr>
-        <w:t xml:space="preserve">3. Carry &amp; deliver</w:t>
-      </w:r>
-    </w:p>
-    <w:p>
-      <w:pPr>
-        <w:pStyle w:val="ListParagraph"/>
-        <w:numPr>
-          <w:ilvl w:val="0"/>
-          <w:numId w:val="2"/>
-        </w:numPr>
-        <w:spacing w:after="20"/>
-      </w:pPr>
-      <w:r>
-        <w:rPr>
-          <w:rFonts w:ascii="Calibri" w:cs="Calibri" w:eastAsia="Calibri" w:hAnsi="Calibri"/>
-          <w:b/>
-          <w:bCs/>
-          <w:color w:val="23201A"/>
-          <w:sz w:val="20"/>
-          <w:szCs w:val="20"/>
-        </w:rPr>
-        <w:t xml:space="preserve">Status steps</w:t>
-      </w:r>
-      <w:r>
-        <w:rPr>
-          <w:rFonts w:ascii="Calibri" w:cs="Calibri" w:eastAsia="Calibri" w:hAnsi="Calibri"/>
-          <w:color w:val="23201A"/>
-          <w:sz w:val="20"/>
-          <w:szCs w:val="20"/>
-        </w:rPr>
-        <w:t xml:space="preserve"> — go through the steps up to Delivered.</w:t>
-      </w:r>
-    </w:p>
-    <w:p>
-      <w:pPr>
-        <w:pStyle w:val="ListParagraph"/>
-        <w:numPr>
-          <w:ilvl w:val="0"/>
-          <w:numId w:val="2"/>
-        </w:numPr>
-        <w:spacing w:after="20"/>
-      </w:pPr>
-      <w:r>
-        <w:rPr>
-          <w:rFonts w:ascii="Calibri" w:cs="Calibri" w:eastAsia="Calibri" w:hAnsi="Calibri"/>
-          <w:b/>
-          <w:bCs/>
-          <w:color w:val="23201A"/>
-          <w:sz w:val="20"/>
-          <w:szCs w:val="20"/>
-        </w:rPr>
-        <w:t xml:space="preserve">Receipt code</w:t>
-      </w:r>
-      <w:r>
-        <w:rPr>
-          <w:rFonts w:ascii="Calibri" w:cs="Calibri" w:eastAsia="Calibri" w:hAnsi="Calibri"/>
-          <w:color w:val="23201A"/>
-          <w:sz w:val="20"/>
-          <w:szCs w:val="20"/>
-        </w:rPr>
-        <w:t xml:space="preserve"> — enter the code the recipient gives you; if it matches, your payout is released.</w:t>
-      </w:r>
-    </w:p>
-    <w:p>
-      <w:pPr>
-        <w:spacing w:after="40" w:before="140"/>
+        <w:t xml:space="preserve">3. Agree via chat</w:t>
+      </w:r>
+    </w:p>
+    <w:p>
+      <w:pPr>
+        <w:pStyle w:val="ListParagraph"/>
+        <w:numPr>
+          <w:ilvl w:val="0"/>
+          <w:numId w:val="2"/>
+        </w:numPr>
+        <w:spacing w:after="20"/>
+      </w:pPr>
+      <w:r>
+        <w:rPr>
+          <w:rFonts w:ascii="Calibri" w:cs="Calibri" w:eastAsia="Calibri" w:hAnsi="Calibri"/>
+          <w:b/>
+          <w:bCs/>
+          <w:color w:val="23201A"/>
+          <w:sz w:val="20"/>
+          <w:szCs w:val="20"/>
+        </w:rPr>
+        <w:t xml:space="preserve">Discuss</w:t>
+      </w:r>
+      <w:r>
+        <w:rPr>
+          <w:rFonts w:ascii="Calibri" w:cs="Calibri" w:eastAsia="Calibri" w:hAnsi="Calibri"/>
+          <w:color w:val="23201A"/>
+          <w:sz w:val="20"/>
+          <w:szCs w:val="20"/>
+        </w:rPr>
+        <w:t xml:space="preserve"> — agree what you'll carry, where/when you pick up and the price.</w:t>
+      </w:r>
+    </w:p>
+    <w:p>
+      <w:pPr>
+        <w:pStyle w:val="ListParagraph"/>
+        <w:numPr>
+          <w:ilvl w:val="0"/>
+          <w:numId w:val="2"/>
+        </w:numPr>
+        <w:spacing w:after="20"/>
+      </w:pPr>
+      <w:r>
+        <w:rPr>
+          <w:rFonts w:ascii="Calibri" w:cs="Calibri" w:eastAsia="Calibri" w:hAnsi="Calibri"/>
+          <w:b/>
+          <w:bCs/>
+          <w:color w:val="23201A"/>
+          <w:sz w:val="20"/>
+          <w:szCs w:val="20"/>
+        </w:rPr>
+        <w:t xml:space="preserve">Agreement</w:t>
+      </w:r>
+      <w:r>
+        <w:rPr>
+          <w:rFonts w:ascii="Calibri" w:cs="Calibri" w:eastAsia="Calibri" w:hAnsi="Calibri"/>
+          <w:color w:val="23201A"/>
+          <w:sz w:val="20"/>
+          <w:szCs w:val="20"/>
+        </w:rPr>
+        <w:t xml:space="preserve"> — pin the agreement so it stays at the top.</w:t>
+      </w:r>
+    </w:p>
+    <w:p>
+      <w:pPr>
+        <w:spacing w:after="40" w:before="150"/>
       </w:pPr>
       <w:r>
         <w:rPr>
@@ -1333,7 +1934,83 @@
           <w:sz w:val="18"/>
           <w:szCs w:val="18"/>
         </w:rPr>
-        <w:t xml:space="preserve">4. Earnings</w:t>
+        <w:t xml:space="preserve">4. Carry &amp; deliver with a code</w:t>
+      </w:r>
+    </w:p>
+    <w:p>
+      <w:pPr>
+        <w:pStyle w:val="ListParagraph"/>
+        <w:numPr>
+          <w:ilvl w:val="0"/>
+          <w:numId w:val="2"/>
+        </w:numPr>
+        <w:spacing w:after="20"/>
+      </w:pPr>
+      <w:r>
+        <w:rPr>
+          <w:rFonts w:ascii="Calibri" w:cs="Calibri" w:eastAsia="Calibri" w:hAnsi="Calibri"/>
+          <w:b/>
+          <w:bCs/>
+          <w:color w:val="23201A"/>
+          <w:sz w:val="20"/>
+          <w:szCs w:val="20"/>
+        </w:rPr>
+        <w:t xml:space="preserve">Status steps</w:t>
+      </w:r>
+      <w:r>
+        <w:rPr>
+          <w:rFonts w:ascii="Calibri" w:cs="Calibri" w:eastAsia="Calibri" w:hAnsi="Calibri"/>
+          <w:color w:val="23201A"/>
+          <w:sz w:val="20"/>
+          <w:szCs w:val="20"/>
+        </w:rPr>
+        <w:t xml:space="preserve"> — go through the steps up to “Delivered”.</w:t>
+      </w:r>
+    </w:p>
+    <w:p>
+      <w:pPr>
+        <w:pStyle w:val="ListParagraph"/>
+        <w:numPr>
+          <w:ilvl w:val="0"/>
+          <w:numId w:val="2"/>
+        </w:numPr>
+        <w:spacing w:after="20"/>
+      </w:pPr>
+      <w:r>
+        <w:rPr>
+          <w:rFonts w:ascii="Calibri" w:cs="Calibri" w:eastAsia="Calibri" w:hAnsi="Calibri"/>
+          <w:b/>
+          <w:bCs/>
+          <w:color w:val="23201A"/>
+          <w:sz w:val="20"/>
+          <w:szCs w:val="20"/>
+        </w:rPr>
+        <w:t xml:space="preserve">Receipt code</w:t>
+      </w:r>
+      <w:r>
+        <w:rPr>
+          <w:rFonts w:ascii="Calibri" w:cs="Calibri" w:eastAsia="Calibri" w:hAnsi="Calibri"/>
+          <w:color w:val="23201A"/>
+          <w:sz w:val="20"/>
+          <w:szCs w:val="20"/>
+        </w:rPr>
+        <w:t xml:space="preserve"> — at delivery, ask the recipient for the 6-digit code and enter it. If it matches, delivery is confirmed and your payout is released.</w:t>
+      </w:r>
+    </w:p>
+    <w:p>
+      <w:pPr>
+        <w:spacing w:after="40" w:before="150"/>
+      </w:pPr>
+      <w:r>
+        <w:rPr>
+          <w:rFonts w:ascii="Calibri" w:cs="Calibri" w:eastAsia="Calibri" w:hAnsi="Calibri"/>
+          <w:b/>
+          <w:bCs/>
+          <w:color w:val="4F7A1B"/>
+          <w:sz w:val="18"/>
+          <w:szCs w:val="18"/>
+        </w:rPr>
+        <w:t xml:space="preserve">5. Earnings &amp; payout</w:t>
       </w:r>
     </w:p>
     <w:p>
@@ -1363,7 +2040,7 @@
           <w:sz w:val="20"/>
           <w:szCs w:val="20"/>
         </w:rPr>
-        <w:t xml:space="preserve"> — see your balance and points.</w:t>
+        <w:t xml:space="preserve"> — your wallet shows your balance and points.</w:t>
       </w:r>
     </w:p>
     <w:p>
@@ -1393,7 +2070,7 @@
           <w:sz w:val="20"/>
           <w:szCs w:val="20"/>
         </w:rPr>
-        <w:t xml:space="preserve"> — request a payout once your balance reaches the threshold.</w:t>
+        <w:t xml:space="preserve"> — once your balance reaches the threshold, request a payout in one click; the status “pending” appears.</w:t>
       </w:r>
     </w:p>
     <w:p>
@@ -1423,7 +2100,52 @@
           <w:sz w:val="20"/>
           <w:szCs w:val="20"/>
         </w:rPr>
-        <w:t xml:space="preserve"> — leave a rating for the sender.</w:t>
+        <w:t xml:space="preserve"> — leave a rating for the sender afterwards.</w:t>
+      </w:r>
+    </w:p>
+    <w:p>
+      <w:pPr>
+        <w:spacing w:after="140" w:before="60"/>
+      </w:pPr>
+      <w:r>
+        <w:drawing>
+          <wp:inline distT="0" distB="0" distL="0" distR="0">
+            <wp:extent cx="5334000" cy="3638550"/>
+            <wp:effectExtent t="0" r="0" b="0" l="0"/>
+            <wp:docPr id="1" name="" descr="" title=""/>
+            <wp:cNvGraphicFramePr>
+              <a:graphicFrameLocks xmlns:a="http://schemas.openxmlformats.org/drawingml/2006/main" noChangeAspect="1"/>
+            </wp:cNvGraphicFramePr>
+            <a:graphic xmlns:a="http://schemas.openxmlformats.org/drawingml/2006/main">
+              <a:graphicData uri="http://schemas.openxmlformats.org/drawingml/2006/picture">
+                <pic:pic xmlns:pic="http://schemas.openxmlformats.org/drawingml/2006/picture">
+                  <pic:nvPicPr>
+                    <pic:cNvPr id="0" name="" descr=""/>
+                    <pic:cNvPicPr>
+                      <a:picLocks noChangeAspect="1" noChangeArrowheads="1"/>
+                    </pic:cNvPicPr>
+                  </pic:nvPicPr>
+                  <pic:blipFill>
+                    <a:blip r:embed="rId13" cstate="none"/>
+                    <a:srcRect/>
+                    <a:stretch>
+                      <a:fillRect/>
+                    </a:stretch>
+                  </pic:blipFill>
+                  <pic:spPr bwMode="auto">
+                    <a:xfrm>
+                      <a:off x="0" y="0"/>
+                      <a:ext cx="5334000" cy="3638550"/>
+                    </a:xfrm>
+                    <a:prstGeom prst="rect">
+                      <a:avLst/>
+                    </a:prstGeom>
+                  </pic:spPr>
+                </pic:pic>
+              </a:graphicData>
+            </a:graphic>
+          </wp:inline>
+        </w:drawing>
       </w:r>
     </w:p>
     <w:p>
@@ -1457,7 +2179,7 @@
           <w:sz w:val="28"/>
           <w:szCs w:val="28"/>
         </w:rPr>
-        <w:t xml:space="preserve">🏭  Processing</w:t>
+        <w:t xml:space="preserve">🏭  Hub / operations — processing</w:t>
       </w:r>
     </w:p>
     <w:p>
@@ -1473,12 +2195,12 @@
           <w:sz w:val="20"/>
           <w:szCs w:val="20"/>
         </w:rPr>
-        <w:t xml:space="preserve">Intake, inspection, custody and transport.</w:t>
-      </w:r>
-    </w:p>
-    <w:p>
-      <w:pPr>
-        <w:spacing w:after="40" w:before="140"/>
+        <w:t xml:space="preserve">Intake, inspection, sealing, custody and transport.</w:t>
+      </w:r>
+    </w:p>
+    <w:p>
+      <w:pPr>
+        <w:spacing w:after="40" w:before="150"/>
       </w:pPr>
       <w:r>
         <w:rPr>
@@ -1510,16 +2232,46 @@
           <w:sz w:val="20"/>
           <w:szCs w:val="20"/>
         </w:rPr>
-        <w:t xml:space="preserve">Inspect</w:t>
-      </w:r>
-      <w:r>
-        <w:rPr>
-          <w:rFonts w:ascii="Calibri" w:cs="Calibri" w:eastAsia="Calibri" w:hAnsi="Calibri"/>
-          <w:color w:val="23201A"/>
-          <w:sz w:val="20"/>
-          <w:szCs w:val="20"/>
-        </w:rPr>
-        <w:t xml:space="preserve"> — run the checklist and seal with a seal number.</w:t>
+        <w:t xml:space="preserve">Inspection</w:t>
+      </w:r>
+      <w:r>
+        <w:rPr>
+          <w:rFonts w:ascii="Calibri" w:cs="Calibri" w:eastAsia="Calibri" w:hAnsi="Calibri"/>
+          <w:color w:val="23201A"/>
+          <w:sz w:val="20"/>
+          <w:szCs w:val="20"/>
+        </w:rPr>
+        <w:t xml:space="preserve"> — on a booked shipment, run the checklist (contents, quantity, condition, batteries, liquids, declaration).</w:t>
+      </w:r>
+    </w:p>
+    <w:p>
+      <w:pPr>
+        <w:pStyle w:val="ListParagraph"/>
+        <w:numPr>
+          <w:ilvl w:val="0"/>
+          <w:numId w:val="2"/>
+        </w:numPr>
+        <w:spacing w:after="20"/>
+      </w:pPr>
+      <w:r>
+        <w:rPr>
+          <w:rFonts w:ascii="Calibri" w:cs="Calibri" w:eastAsia="Calibri" w:hAnsi="Calibri"/>
+          <w:b/>
+          <w:bCs/>
+          <w:color w:val="23201A"/>
+          <w:sz w:val="20"/>
+          <w:szCs w:val="20"/>
+        </w:rPr>
+        <w:t xml:space="preserve">Sealing</w:t>
+      </w:r>
+      <w:r>
+        <w:rPr>
+          <w:rFonts w:ascii="Calibri" w:cs="Calibri" w:eastAsia="Calibri" w:hAnsi="Calibri"/>
+          <w:color w:val="23201A"/>
+          <w:sz w:val="20"/>
+          <w:szCs w:val="20"/>
+        </w:rPr>
+        <w:t xml:space="preserve"> — enter a seal number and seal; the shipment moves to the next status.</w:t>
       </w:r>
     </w:p>
     <w:p>
@@ -1549,12 +2301,12 @@
           <w:sz w:val="20"/>
           <w:szCs w:val="20"/>
         </w:rPr>
-        <w:t xml:space="preserve"> — every handover is recorded and cannot be changed.</w:t>
-      </w:r>
-    </w:p>
-    <w:p>
-      <w:pPr>
-        <w:spacing w:after="40" w:before="140"/>
+        <w:t xml:space="preserve"> — every step and handover is recorded in an immutable log.</w:t>
+      </w:r>
+    </w:p>
+    <w:p>
+      <w:pPr>
+        <w:spacing w:after="40" w:before="150"/>
       </w:pPr>
       <w:r>
         <w:rPr>
@@ -1565,7 +2317,7 @@
           <w:sz w:val="18"/>
           <w:szCs w:val="18"/>
         </w:rPr>
-        <w:t xml:space="preserve">Transport</w:t>
+        <w:t xml:space="preserve">Manifests, legs, lockers</w:t>
       </w:r>
     </w:p>
     <w:p>
@@ -1595,7 +2347,7 @@
           <w:sz w:val="20"/>
           <w:szCs w:val="20"/>
         </w:rPr>
-        <w:t xml:space="preserve"> — create a manifest, link shipments and advance the status.</w:t>
+        <w:t xml:space="preserve"> — create a manifest (e.g. a flight), link shipments and advance the status: seal → depart → arrive → close. All linked shipments follow.</w:t>
       </w:r>
     </w:p>
     <w:p>
@@ -1625,12 +2377,12 @@
           <w:sz w:val="20"/>
           <w:szCs w:val="20"/>
         </w:rPr>
-        <w:t xml:space="preserve"> — assign a package to a compartment (with pin), book a slot and reconcile stock.</w:t>
-      </w:r>
-    </w:p>
-    <w:p>
-      <w:pPr>
-        <w:spacing w:after="40" w:before="140"/>
+        <w:t xml:space="preserve"> — assign a package to a free compartment (with a pin), book a timeslot and run a stock reconciliation (scan → MATCH / UNEXPECTED / MISSING).</w:t>
+      </w:r>
+    </w:p>
+    <w:p>
+      <w:pPr>
+        <w:spacing w:after="40" w:before="150"/>
       </w:pPr>
       <w:r>
         <w:rPr>
@@ -1641,7 +2393,7 @@
           <w:sz w:val="18"/>
           <w:szCs w:val="18"/>
         </w:rPr>
-        <w:t xml:space="preserve">Review</w:t>
+        <w:t xml:space="preserve">Review queue</w:t>
       </w:r>
     </w:p>
     <w:p>
@@ -1671,7 +2423,52 @@
           <w:sz w:val="20"/>
           <w:szCs w:val="20"/>
         </w:rPr>
-        <w:t xml:space="preserve"> — handle the review queue and approve or reject shipments.</w:t>
+        <w:t xml:space="preserve"> — handle the queue of shipments needing review and approve or reject them.</w:t>
+      </w:r>
+    </w:p>
+    <w:p>
+      <w:pPr>
+        <w:spacing w:after="140" w:before="60"/>
+      </w:pPr>
+      <w:r>
+        <w:drawing>
+          <wp:inline distT="0" distB="0" distL="0" distR="0">
+            <wp:extent cx="5334000" cy="3638550"/>
+            <wp:effectExtent t="0" r="0" b="0" l="0"/>
+            <wp:docPr id="1" name="" descr="" title=""/>
+            <wp:cNvGraphicFramePr>
+              <a:graphicFrameLocks xmlns:a="http://schemas.openxmlformats.org/drawingml/2006/main" noChangeAspect="1"/>
+            </wp:cNvGraphicFramePr>
+            <a:graphic xmlns:a="http://schemas.openxmlformats.org/drawingml/2006/main">
+              <a:graphicData uri="http://schemas.openxmlformats.org/drawingml/2006/picture">
+                <pic:pic xmlns:pic="http://schemas.openxmlformats.org/drawingml/2006/picture">
+                  <pic:nvPicPr>
+                    <pic:cNvPr id="0" name="" descr=""/>
+                    <pic:cNvPicPr>
+                      <a:picLocks noChangeAspect="1" noChangeArrowheads="1"/>
+                    </pic:cNvPicPr>
+                  </pic:nvPicPr>
+                  <pic:blipFill>
+                    <a:blip r:embed="rId14" cstate="none"/>
+                    <a:srcRect/>
+                    <a:stretch>
+                      <a:fillRect/>
+                    </a:stretch>
+                  </pic:blipFill>
+                  <pic:spPr bwMode="auto">
+                    <a:xfrm>
+                      <a:off x="0" y="0"/>
+                      <a:ext cx="5334000" cy="3638550"/>
+                    </a:xfrm>
+                    <a:prstGeom prst="rect">
+                      <a:avLst/>
+                    </a:prstGeom>
+                  </pic:spPr>
+                </pic:pic>
+              </a:graphicData>
+            </a:graphic>
+          </wp:inline>
+        </w:drawing>
       </w:r>
     </w:p>
     <w:p>
@@ -1705,7 +2502,7 @@
           <w:sz w:val="28"/>
           <w:szCs w:val="28"/>
         </w:rPr>
-        <w:t xml:space="preserve">🛡️  Steering &amp; oversight</w:t>
+        <w:t xml:space="preserve">🛡️  Management — steering &amp; oversight</w:t>
       </w:r>
     </w:p>
     <w:p>
@@ -1721,12 +2518,12 @@
           <w:sz w:val="20"/>
           <w:szCs w:val="20"/>
         </w:rPr>
-        <w:t xml:space="preserve">Overview, safety, insight and content.</w:t>
-      </w:r>
-    </w:p>
-    <w:p>
-      <w:pPr>
-        <w:spacing w:after="40" w:before="140"/>
+        <w:t xml:space="preserve">Overview, safety, usage insight and content.</w:t>
+      </w:r>
+    </w:p>
+    <w:p>
+      <w:pPr>
+        <w:spacing w:after="40" w:before="150"/>
       </w:pPr>
       <w:r>
         <w:rPr>
@@ -1737,72 +2534,147 @@
           <w:sz w:val="18"/>
           <w:szCs w:val="18"/>
         </w:rPr>
-        <w:t xml:space="preserve">Oversight &amp; safety</w:t>
-      </w:r>
-    </w:p>
-    <w:p>
-      <w:pPr>
-        <w:pStyle w:val="ListParagraph"/>
-        <w:numPr>
-          <w:ilvl w:val="0"/>
-          <w:numId w:val="2"/>
-        </w:numPr>
-        <w:spacing w:after="20"/>
-      </w:pPr>
-      <w:r>
-        <w:rPr>
-          <w:rFonts w:ascii="Calibri" w:cs="Calibri" w:eastAsia="Calibri" w:hAnsi="Calibri"/>
-          <w:b/>
-          <w:bCs/>
-          <w:color w:val="23201A"/>
-          <w:sz w:val="20"/>
-          <w:szCs w:val="20"/>
-        </w:rPr>
-        <w:t xml:space="preserve">Control Center</w:t>
-      </w:r>
-      <w:r>
-        <w:rPr>
-          <w:rFonts w:ascii="Calibri" w:cs="Calibri" w:eastAsia="Calibri" w:hAnsi="Calibri"/>
-          <w:color w:val="23201A"/>
-          <w:sz w:val="20"/>
-          <w:szCs w:val="20"/>
-        </w:rPr>
-        <w:t xml:space="preserve"> — review shipments, set a kill switch per corridor, resolve reports.</w:t>
-      </w:r>
-    </w:p>
-    <w:p>
-      <w:pPr>
-        <w:pStyle w:val="ListParagraph"/>
-        <w:numPr>
-          <w:ilvl w:val="0"/>
-          <w:numId w:val="2"/>
-        </w:numPr>
-        <w:spacing w:after="20"/>
-      </w:pPr>
-      <w:r>
-        <w:rPr>
-          <w:rFonts w:ascii="Calibri" w:cs="Calibri" w:eastAsia="Calibri" w:hAnsi="Calibri"/>
-          <w:b/>
-          <w:bCs/>
-          <w:color w:val="23201A"/>
-          <w:sz w:val="20"/>
-          <w:szCs w:val="20"/>
-        </w:rPr>
-        <w:t xml:space="preserve">Test feedback</w:t>
-      </w:r>
-      <w:r>
-        <w:rPr>
-          <w:rFonts w:ascii="Calibri" w:cs="Calibri" w:eastAsia="Calibri" w:hAnsi="Calibri"/>
-          <w:color w:val="23201A"/>
-          <w:sz w:val="20"/>
-          <w:szCs w:val="20"/>
-        </w:rPr>
-        <w:t xml:space="preserve"> — all submitted feedback arrives here, with user + page.</w:t>
-      </w:r>
-    </w:p>
-    <w:p>
-      <w:pPr>
-        <w:spacing w:after="40" w:before="140"/>
+        <w:t xml:space="preserve">Control Center: oversight &amp; safety</w:t>
+      </w:r>
+    </w:p>
+    <w:p>
+      <w:pPr>
+        <w:pStyle w:val="ListParagraph"/>
+        <w:numPr>
+          <w:ilvl w:val="0"/>
+          <w:numId w:val="2"/>
+        </w:numPr>
+        <w:spacing w:after="20"/>
+      </w:pPr>
+      <w:r>
+        <w:rPr>
+          <w:rFonts w:ascii="Calibri" w:cs="Calibri" w:eastAsia="Calibri" w:hAnsi="Calibri"/>
+          <w:b/>
+          <w:bCs/>
+          <w:color w:val="23201A"/>
+          <w:sz w:val="20"/>
+          <w:szCs w:val="20"/>
+        </w:rPr>
+        <w:t xml:space="preserve">Review</w:t>
+      </w:r>
+      <w:r>
+        <w:rPr>
+          <w:rFonts w:ascii="Calibri" w:cs="Calibri" w:eastAsia="Calibri" w:hAnsi="Calibri"/>
+          <w:color w:val="23201A"/>
+          <w:sz w:val="20"/>
+          <w:szCs w:val="20"/>
+        </w:rPr>
+        <w:t xml:space="preserve"> — work through the review queue; override with a reason where needed.</w:t>
+      </w:r>
+    </w:p>
+    <w:p>
+      <w:pPr>
+        <w:pStyle w:val="ListParagraph"/>
+        <w:numPr>
+          <w:ilvl w:val="0"/>
+          <w:numId w:val="2"/>
+        </w:numPr>
+        <w:spacing w:after="20"/>
+      </w:pPr>
+      <w:r>
+        <w:rPr>
+          <w:rFonts w:ascii="Calibri" w:cs="Calibri" w:eastAsia="Calibri" w:hAnsi="Calibri"/>
+          <w:b/>
+          <w:bCs/>
+          <w:color w:val="23201A"/>
+          <w:sz w:val="20"/>
+          <w:szCs w:val="20"/>
+        </w:rPr>
+        <w:t xml:space="preserve">Kill switch</w:t>
+      </w:r>
+      <w:r>
+        <w:rPr>
+          <w:rFonts w:ascii="Calibri" w:cs="Calibri" w:eastAsia="Calibri" w:hAnsi="Calibri"/>
+          <w:color w:val="23201A"/>
+          <w:sz w:val="20"/>
+          <w:szCs w:val="20"/>
+        </w:rPr>
+        <w:t xml:space="preserve"> — set a per-corridor emergency stop when necessary.</w:t>
+      </w:r>
+    </w:p>
+    <w:p>
+      <w:pPr>
+        <w:pStyle w:val="ListParagraph"/>
+        <w:numPr>
+          <w:ilvl w:val="0"/>
+          <w:numId w:val="2"/>
+        </w:numPr>
+        <w:spacing w:after="20"/>
+      </w:pPr>
+      <w:r>
+        <w:rPr>
+          <w:rFonts w:ascii="Calibri" w:cs="Calibri" w:eastAsia="Calibri" w:hAnsi="Calibri"/>
+          <w:b/>
+          <w:bCs/>
+          <w:color w:val="23201A"/>
+          <w:sz w:val="20"/>
+          <w:szCs w:val="20"/>
+        </w:rPr>
+        <w:t xml:space="preserve">Reports</w:t>
+      </w:r>
+      <w:r>
+        <w:rPr>
+          <w:rFonts w:ascii="Calibri" w:cs="Calibri" w:eastAsia="Calibri" w:hAnsi="Calibri"/>
+          <w:color w:val="23201A"/>
+          <w:sz w:val="20"/>
+          <w:szCs w:val="20"/>
+        </w:rPr>
+        <w:t xml:space="preserve"> — resolve 🚩 reported users/listings.</w:t>
+      </w:r>
+    </w:p>
+    <w:p>
+      <w:pPr>
+        <w:spacing w:after="140" w:before="60"/>
+      </w:pPr>
+      <w:r>
+        <w:drawing>
+          <wp:inline distT="0" distB="0" distL="0" distR="0">
+            <wp:extent cx="5334000" cy="3638550"/>
+            <wp:effectExtent t="0" r="0" b="0" l="0"/>
+            <wp:docPr id="1" name="" descr="" title=""/>
+            <wp:cNvGraphicFramePr>
+              <a:graphicFrameLocks xmlns:a="http://schemas.openxmlformats.org/drawingml/2006/main" noChangeAspect="1"/>
+            </wp:cNvGraphicFramePr>
+            <a:graphic xmlns:a="http://schemas.openxmlformats.org/drawingml/2006/main">
+              <a:graphicData uri="http://schemas.openxmlformats.org/drawingml/2006/picture">
+                <pic:pic xmlns:pic="http://schemas.openxmlformats.org/drawingml/2006/picture">
+                  <pic:nvPicPr>
+                    <pic:cNvPr id="0" name="" descr=""/>
+                    <pic:cNvPicPr>
+                      <a:picLocks noChangeAspect="1" noChangeArrowheads="1"/>
+                    </pic:cNvPicPr>
+                  </pic:nvPicPr>
+                  <pic:blipFill>
+                    <a:blip r:embed="rId14" cstate="none"/>
+                    <a:srcRect/>
+                    <a:stretch>
+                      <a:fillRect/>
+                    </a:stretch>
+                  </pic:blipFill>
+                  <pic:spPr bwMode="auto">
+                    <a:xfrm>
+                      <a:off x="0" y="0"/>
+                      <a:ext cx="5334000" cy="3638550"/>
+                    </a:xfrm>
+                    <a:prstGeom prst="rect">
+                      <a:avLst/>
+                    </a:prstGeom>
+                  </pic:spPr>
+                </pic:pic>
+              </a:graphicData>
+            </a:graphic>
+          </wp:inline>
+        </w:drawing>
+      </w:r>
+    </w:p>
+    <w:p>
+      <w:pPr>
+        <w:spacing w:after="40" w:before="150"/>
       </w:pPr>
       <w:r>
         <w:rPr>
@@ -1813,72 +2685,117 @@
           <w:sz w:val="18"/>
           <w:szCs w:val="18"/>
         </w:rPr>
-        <w:t xml:space="preserve">Insight</w:t>
-      </w:r>
-    </w:p>
-    <w:p>
-      <w:pPr>
-        <w:pStyle w:val="ListParagraph"/>
-        <w:numPr>
-          <w:ilvl w:val="0"/>
-          <w:numId w:val="2"/>
-        </w:numPr>
-        <w:spacing w:after="20"/>
-      </w:pPr>
-      <w:r>
-        <w:rPr>
-          <w:rFonts w:ascii="Calibri" w:cs="Calibri" w:eastAsia="Calibri" w:hAnsi="Calibri"/>
-          <w:b/>
-          <w:bCs/>
-          <w:color w:val="23201A"/>
-          <w:sz w:val="20"/>
-          <w:szCs w:val="20"/>
-        </w:rPr>
-        <w:t xml:space="preserve">Usage &amp; activity</w:t>
-      </w:r>
-      <w:r>
-        <w:rPr>
-          <w:rFonts w:ascii="Calibri" w:cs="Calibri" w:eastAsia="Calibri" w:hAnsi="Calibri"/>
-          <w:color w:val="23201A"/>
-          <w:sz w:val="20"/>
-          <w:szCs w:val="20"/>
-        </w:rPr>
-        <w:t xml:space="preserve"> — active users, who has been active, the funnel and behaviour (page views, check, clicks).</w:t>
-      </w:r>
-    </w:p>
-    <w:p>
-      <w:pPr>
-        <w:pStyle w:val="ListParagraph"/>
-        <w:numPr>
-          <w:ilvl w:val="0"/>
-          <w:numId w:val="2"/>
-        </w:numPr>
-        <w:spacing w:after="20"/>
-      </w:pPr>
-      <w:r>
-        <w:rPr>
-          <w:rFonts w:ascii="Calibri" w:cs="Calibri" w:eastAsia="Calibri" w:hAnsi="Calibri"/>
-          <w:b/>
-          <w:bCs/>
-          <w:color w:val="23201A"/>
-          <w:sz w:val="20"/>
-          <w:szCs w:val="20"/>
-        </w:rPr>
-        <w:t xml:space="preserve">Analytics</w:t>
-      </w:r>
-      <w:r>
-        <w:rPr>
-          <w:rFonts w:ascii="Calibri" w:cs="Calibri" w:eastAsia="Calibri" w:hAnsi="Calibri"/>
-          <w:color w:val="23201A"/>
-          <w:sz w:val="20"/>
-          <w:szCs w:val="20"/>
-        </w:rPr>
-        <w:t xml:space="preserve"> — steering information and unit economics.</w:t>
-      </w:r>
-    </w:p>
-    <w:p>
-      <w:pPr>
-        <w:spacing w:after="40" w:before="140"/>
+        <w:t xml:space="preserve">Usage &amp; activity (dashboard)</w:t>
+      </w:r>
+    </w:p>
+    <w:p>
+      <w:pPr>
+        <w:pStyle w:val="ListParagraph"/>
+        <w:numPr>
+          <w:ilvl w:val="0"/>
+          <w:numId w:val="2"/>
+        </w:numPr>
+        <w:spacing w:after="20"/>
+      </w:pPr>
+      <w:r>
+        <w:rPr>
+          <w:rFonts w:ascii="Calibri" w:cs="Calibri" w:eastAsia="Calibri" w:hAnsi="Calibri"/>
+          <w:b/>
+          <w:bCs/>
+          <w:color w:val="23201A"/>
+          <w:sz w:val="20"/>
+          <w:szCs w:val="20"/>
+        </w:rPr>
+        <w:t xml:space="preserve">Active users</w:t>
+      </w:r>
+      <w:r>
+        <w:rPr>
+          <w:rFonts w:ascii="Calibri" w:cs="Calibri" w:eastAsia="Calibri" w:hAnsi="Calibri"/>
+          <w:color w:val="23201A"/>
+          <w:sz w:val="20"/>
+          <w:szCs w:val="20"/>
+        </w:rPr>
+        <w:t xml:space="preserve"> — see how many are active (24h/7d/30d) and who has been active, with last login and actions per member.</w:t>
+      </w:r>
+    </w:p>
+    <w:p>
+      <w:pPr>
+        <w:pStyle w:val="ListParagraph"/>
+        <w:numPr>
+          <w:ilvl w:val="0"/>
+          <w:numId w:val="2"/>
+        </w:numPr>
+        <w:spacing w:after="20"/>
+      </w:pPr>
+      <w:r>
+        <w:rPr>
+          <w:rFonts w:ascii="Calibri" w:cs="Calibri" w:eastAsia="Calibri" w:hAnsi="Calibri"/>
+          <w:b/>
+          <w:bCs/>
+          <w:color w:val="23201A"/>
+          <w:sz w:val="20"/>
+          <w:szCs w:val="20"/>
+        </w:rPr>
+        <w:t xml:space="preserve">Funnel &amp; behaviour</w:t>
+      </w:r>
+      <w:r>
+        <w:rPr>
+          <w:rFonts w:ascii="Calibri" w:cs="Calibri" w:eastAsia="Calibri" w:hAnsi="Calibri"/>
+          <w:color w:val="23201A"/>
+          <w:sz w:val="20"/>
+          <w:szCs w:val="20"/>
+        </w:rPr>
+        <w:t xml:space="preserve"> — follow the activity funnel (sign-up → … → delivery) and behaviour (page views, “check used”, clicks).</w:t>
+      </w:r>
+    </w:p>
+    <w:p>
+      <w:pPr>
+        <w:spacing w:after="140" w:before="60"/>
+      </w:pPr>
+      <w:r>
+        <w:drawing>
+          <wp:inline distT="0" distB="0" distL="0" distR="0">
+            <wp:extent cx="5334000" cy="3638550"/>
+            <wp:effectExtent t="0" r="0" b="0" l="0"/>
+            <wp:docPr id="1" name="" descr="" title=""/>
+            <wp:cNvGraphicFramePr>
+              <a:graphicFrameLocks xmlns:a="http://schemas.openxmlformats.org/drawingml/2006/main" noChangeAspect="1"/>
+            </wp:cNvGraphicFramePr>
+            <a:graphic xmlns:a="http://schemas.openxmlformats.org/drawingml/2006/main">
+              <a:graphicData uri="http://schemas.openxmlformats.org/drawingml/2006/picture">
+                <pic:pic xmlns:pic="http://schemas.openxmlformats.org/drawingml/2006/picture">
+                  <pic:nvPicPr>
+                    <pic:cNvPr id="0" name="" descr=""/>
+                    <pic:cNvPicPr>
+                      <a:picLocks noChangeAspect="1" noChangeArrowheads="1"/>
+                    </pic:cNvPicPr>
+                  </pic:nvPicPr>
+                  <pic:blipFill>
+                    <a:blip r:embed="rId15" cstate="none"/>
+                    <a:srcRect/>
+                    <a:stretch>
+                      <a:fillRect/>
+                    </a:stretch>
+                  </pic:blipFill>
+                  <pic:spPr bwMode="auto">
+                    <a:xfrm>
+                      <a:off x="0" y="0"/>
+                      <a:ext cx="5334000" cy="3638550"/>
+                    </a:xfrm>
+                    <a:prstGeom prst="rect">
+                      <a:avLst/>
+                    </a:prstGeom>
+                  </pic:spPr>
+                </pic:pic>
+              </a:graphicData>
+            </a:graphic>
+          </wp:inline>
+        </w:drawing>
+      </w:r>
+    </w:p>
+    <w:p>
+      <w:pPr>
+        <w:spacing w:after="40" w:before="150"/>
       </w:pPr>
       <w:r>
         <w:rPr>
@@ -1889,7 +2806,37 @@
           <w:sz w:val="18"/>
           <w:szCs w:val="18"/>
         </w:rPr>
-        <w:t xml:space="preserve">Management &amp; content</w:t>
+        <w:t xml:space="preserve">Feedback, simulations &amp; content</w:t>
+      </w:r>
+    </w:p>
+    <w:p>
+      <w:pPr>
+        <w:pStyle w:val="ListParagraph"/>
+        <w:numPr>
+          <w:ilvl w:val="0"/>
+          <w:numId w:val="2"/>
+        </w:numPr>
+        <w:spacing w:after="20"/>
+      </w:pPr>
+      <w:r>
+        <w:rPr>
+          <w:rFonts w:ascii="Calibri" w:cs="Calibri" w:eastAsia="Calibri" w:hAnsi="Calibri"/>
+          <w:b/>
+          <w:bCs/>
+          <w:color w:val="23201A"/>
+          <w:sz w:val="20"/>
+          <w:szCs w:val="20"/>
+        </w:rPr>
+        <w:t xml:space="preserve">Test feedback</w:t>
+      </w:r>
+      <w:r>
+        <w:rPr>
+          <w:rFonts w:ascii="Calibri" w:cs="Calibri" w:eastAsia="Calibri" w:hAnsi="Calibri"/>
+          <w:color w:val="23201A"/>
+          <w:sz w:val="20"/>
+          <w:szCs w:val="20"/>
+        </w:rPr>
+        <w:t xml:space="preserve"> — all submitted feedback arrives bundled in the Control Center, with user + page.</w:t>
       </w:r>
     </w:p>
     <w:p>
@@ -1919,37 +2866,37 @@
           <w:sz w:val="20"/>
           <w:szCs w:val="20"/>
         </w:rPr>
-        <w:t xml:space="preserve"> — drive the simulations (payment, verification).</w:t>
-      </w:r>
-    </w:p>
-    <w:p>
-      <w:pPr>
-        <w:pStyle w:val="ListParagraph"/>
-        <w:numPr>
-          <w:ilvl w:val="0"/>
-          <w:numId w:val="2"/>
-        </w:numPr>
-        <w:spacing w:after="20"/>
-      </w:pPr>
-      <w:r>
-        <w:rPr>
-          <w:rFonts w:ascii="Calibri" w:cs="Calibri" w:eastAsia="Calibri" w:hAnsi="Calibri"/>
-          <w:b/>
-          <w:bCs/>
-          <w:color w:val="23201A"/>
-          <w:sz w:val="20"/>
-          <w:szCs w:val="20"/>
-        </w:rPr>
-        <w:t xml:space="preserve">Content &amp; videos, ads, members</w:t>
-      </w:r>
-      <w:r>
-        <w:rPr>
-          <w:rFonts w:ascii="Calibri" w:cs="Calibri" w:eastAsia="Calibri" w:hAnsi="Calibri"/>
-          <w:color w:val="23201A"/>
-          <w:sz w:val="20"/>
-          <w:szCs w:val="20"/>
-        </w:rPr>
-        <w:t xml:space="preserve"> — manage what appears on the site and who has access.</w:t>
+        <w:t xml:space="preserve"> — drive the simulations (make a payment succeed, approve verification) while testing.</w:t>
+      </w:r>
+    </w:p>
+    <w:p>
+      <w:pPr>
+        <w:pStyle w:val="ListParagraph"/>
+        <w:numPr>
+          <w:ilvl w:val="0"/>
+          <w:numId w:val="2"/>
+        </w:numPr>
+        <w:spacing w:after="20"/>
+      </w:pPr>
+      <w:r>
+        <w:rPr>
+          <w:rFonts w:ascii="Calibri" w:cs="Calibri" w:eastAsia="Calibri" w:hAnsi="Calibri"/>
+          <w:b/>
+          <w:bCs/>
+          <w:color w:val="23201A"/>
+          <w:sz w:val="20"/>
+          <w:szCs w:val="20"/>
+        </w:rPr>
+        <w:t xml:space="preserve">Content &amp; members</w:t>
+      </w:r>
+      <w:r>
+        <w:rPr>
+          <w:rFonts w:ascii="Calibri" w:cs="Calibri" w:eastAsia="Calibri" w:hAnsi="Calibri"/>
+          <w:color w:val="23201A"/>
+          <w:sz w:val="20"/>
+          <w:szCs w:val="20"/>
+        </w:rPr>
+        <w:t xml:space="preserve"> — manage videos/ads and invite or ban members.</w:t>
       </w:r>
     </w:p>
     <w:p>

--- a/docs/BugaWuga-handleiding-EN.docx
+++ b/docs/BugaWuga-handleiding-EN.docx
@@ -2232,6 +2232,36 @@
           <w:sz w:val="20"/>
           <w:szCs w:val="20"/>
         </w:rPr>
+        <w:t xml:space="preserve">Work list</w:t>
+      </w:r>
+      <w:r>
+        <w:rPr>
+          <w:rFonts w:ascii="Calibri" w:cs="Calibri" w:eastAsia="Calibri" w:hAnsi="Calibri"/>
+          <w:color w:val="23201A"/>
+          <w:sz w:val="20"/>
+          <w:szCs w:val="20"/>
+        </w:rPr>
+        <w:t xml:space="preserve"> — “Hub &amp; intake” shows the booked shipments needing intake/inspection, plus the hubs &amp; service points in the corridor.</w:t>
+      </w:r>
+    </w:p>
+    <w:p>
+      <w:pPr>
+        <w:pStyle w:val="ListParagraph"/>
+        <w:numPr>
+          <w:ilvl w:val="0"/>
+          <w:numId w:val="2"/>
+        </w:numPr>
+        <w:spacing w:after="20"/>
+      </w:pPr>
+      <w:r>
+        <w:rPr>
+          <w:rFonts w:ascii="Calibri" w:cs="Calibri" w:eastAsia="Calibri" w:hAnsi="Calibri"/>
+          <w:b/>
+          <w:bCs/>
+          <w:color w:val="23201A"/>
+          <w:sz w:val="20"/>
+          <w:szCs w:val="20"/>
+        </w:rPr>
         <w:t xml:space="preserve">Inspection</w:t>
       </w:r>
       <w:r>
@@ -2241,7 +2271,7 @@
           <w:sz w:val="20"/>
           <w:szCs w:val="20"/>
         </w:rPr>
-        <w:t xml:space="preserve"> — on a booked shipment, run the checklist (contents, quantity, condition, batteries, liquids, declaration).</w:t>
+        <w:t xml:space="preserve"> — on a shipment, run the checklist (contents, quantity, condition, batteries, liquids, declaration).</w:t>
       </w:r>
     </w:p>
     <w:p>
@@ -2302,128 +2332,6 @@
           <w:szCs w:val="20"/>
         </w:rPr>
         <w:t xml:space="preserve"> — every step and handover is recorded in an immutable log.</w:t>
-      </w:r>
-    </w:p>
-    <w:p>
-      <w:pPr>
-        <w:spacing w:after="40" w:before="150"/>
-      </w:pPr>
-      <w:r>
-        <w:rPr>
-          <w:rFonts w:ascii="Calibri" w:cs="Calibri" w:eastAsia="Calibri" w:hAnsi="Calibri"/>
-          <w:b/>
-          <w:bCs/>
-          <w:color w:val="4F7A1B"/>
-          <w:sz w:val="18"/>
-          <w:szCs w:val="18"/>
-        </w:rPr>
-        <w:t xml:space="preserve">Manifests, legs, lockers</w:t>
-      </w:r>
-    </w:p>
-    <w:p>
-      <w:pPr>
-        <w:pStyle w:val="ListParagraph"/>
-        <w:numPr>
-          <w:ilvl w:val="0"/>
-          <w:numId w:val="2"/>
-        </w:numPr>
-        <w:spacing w:after="20"/>
-      </w:pPr>
-      <w:r>
-        <w:rPr>
-          <w:rFonts w:ascii="Calibri" w:cs="Calibri" w:eastAsia="Calibri" w:hAnsi="Calibri"/>
-          <w:b/>
-          <w:bCs/>
-          <w:color w:val="23201A"/>
-          <w:sz w:val="20"/>
-          <w:szCs w:val="20"/>
-        </w:rPr>
-        <w:t xml:space="preserve">Manifests &amp; legs</w:t>
-      </w:r>
-      <w:r>
-        <w:rPr>
-          <w:rFonts w:ascii="Calibri" w:cs="Calibri" w:eastAsia="Calibri" w:hAnsi="Calibri"/>
-          <w:color w:val="23201A"/>
-          <w:sz w:val="20"/>
-          <w:szCs w:val="20"/>
-        </w:rPr>
-        <w:t xml:space="preserve"> — create a manifest (e.g. a flight), link shipments and advance the status: seal → depart → arrive → close. All linked shipments follow.</w:t>
-      </w:r>
-    </w:p>
-    <w:p>
-      <w:pPr>
-        <w:pStyle w:val="ListParagraph"/>
-        <w:numPr>
-          <w:ilvl w:val="0"/>
-          <w:numId w:val="2"/>
-        </w:numPr>
-        <w:spacing w:after="20"/>
-      </w:pPr>
-      <w:r>
-        <w:rPr>
-          <w:rFonts w:ascii="Calibri" w:cs="Calibri" w:eastAsia="Calibri" w:hAnsi="Calibri"/>
-          <w:b/>
-          <w:bCs/>
-          <w:color w:val="23201A"/>
-          <w:sz w:val="20"/>
-          <w:szCs w:val="20"/>
-        </w:rPr>
-        <w:t xml:space="preserve">Lockers &amp; timeslots</w:t>
-      </w:r>
-      <w:r>
-        <w:rPr>
-          <w:rFonts w:ascii="Calibri" w:cs="Calibri" w:eastAsia="Calibri" w:hAnsi="Calibri"/>
-          <w:color w:val="23201A"/>
-          <w:sz w:val="20"/>
-          <w:szCs w:val="20"/>
-        </w:rPr>
-        <w:t xml:space="preserve"> — assign a package to a free compartment (with a pin), book a timeslot and run a stock reconciliation (scan → MATCH / UNEXPECTED / MISSING).</w:t>
-      </w:r>
-    </w:p>
-    <w:p>
-      <w:pPr>
-        <w:spacing w:after="40" w:before="150"/>
-      </w:pPr>
-      <w:r>
-        <w:rPr>
-          <w:rFonts w:ascii="Calibri" w:cs="Calibri" w:eastAsia="Calibri" w:hAnsi="Calibri"/>
-          <w:b/>
-          <w:bCs/>
-          <w:color w:val="4F7A1B"/>
-          <w:sz w:val="18"/>
-          <w:szCs w:val="18"/>
-        </w:rPr>
-        <w:t xml:space="preserve">Review queue</w:t>
-      </w:r>
-    </w:p>
-    <w:p>
-      <w:pPr>
-        <w:pStyle w:val="ListParagraph"/>
-        <w:numPr>
-          <w:ilvl w:val="0"/>
-          <w:numId w:val="2"/>
-        </w:numPr>
-        <w:spacing w:after="20"/>
-      </w:pPr>
-      <w:r>
-        <w:rPr>
-          <w:rFonts w:ascii="Calibri" w:cs="Calibri" w:eastAsia="Calibri" w:hAnsi="Calibri"/>
-          <w:b/>
-          <w:bCs/>
-          <w:color w:val="23201A"/>
-          <w:sz w:val="20"/>
-          <w:szCs w:val="20"/>
-        </w:rPr>
-        <w:t xml:space="preserve">Control Center</w:t>
-      </w:r>
-      <w:r>
-        <w:rPr>
-          <w:rFonts w:ascii="Calibri" w:cs="Calibri" w:eastAsia="Calibri" w:hAnsi="Calibri"/>
-          <w:color w:val="23201A"/>
-          <w:sz w:val="20"/>
-          <w:szCs w:val="20"/>
-        </w:rPr>
-        <w:t xml:space="preserve"> — handle the queue of shipments needing review and approve or reject them.</w:t>
       </w:r>
     </w:p>
     <w:p>
@@ -2473,56 +2381,6 @@
     </w:p>
     <w:p>
       <w:pPr>
-        <w:spacing w:after="30" w:before="300"/>
-      </w:pPr>
-      <w:r>
-        <w:rPr>
-          <w:rFonts w:ascii="Calibri" w:cs="Calibri" w:eastAsia="Calibri" w:hAnsi="Calibri"/>
-          <w:b/>
-          <w:bCs/>
-          <w:color w:val="4F7A1B"/>
-          <w:spacing w:val="40"/>
-          <w:sz w:val="15"/>
-          <w:szCs w:val="15"/>
-        </w:rPr>
-        <w:t xml:space="preserve">ROLE · MANAGEMENT</w:t>
-      </w:r>
-    </w:p>
-    <w:p>
-      <w:pPr>
-        <w:pStyle w:val="Heading2"/>
-        <w:spacing w:after="40" w:before="10"/>
-      </w:pPr>
-      <w:r>
-        <w:rPr>
-          <w:rFonts w:ascii="Georgia" w:cs="Georgia" w:eastAsia="Georgia" w:hAnsi="Georgia"/>
-          <w:b/>
-          <w:bCs/>
-          <w:color w:val="23201A"/>
-          <w:sz w:val="28"/>
-          <w:szCs w:val="28"/>
-        </w:rPr>
-        <w:t xml:space="preserve">🛡️  Management — steering &amp; oversight</w:t>
-      </w:r>
-    </w:p>
-    <w:p>
-      <w:pPr>
-        <w:spacing w:after="120"/>
-      </w:pPr>
-      <w:r>
-        <w:rPr>
-          <w:rFonts w:ascii="Calibri" w:cs="Calibri" w:eastAsia="Calibri" w:hAnsi="Calibri"/>
-          <w:i/>
-          <w:iCs/>
-          <w:color w:val="6F695B"/>
-          <w:sz w:val="20"/>
-          <w:szCs w:val="20"/>
-        </w:rPr>
-        <w:t xml:space="preserve">Overview, safety, usage insight and content.</w:t>
-      </w:r>
-    </w:p>
-    <w:p>
-      <w:pPr>
         <w:spacing w:after="40" w:before="150"/>
       </w:pPr>
       <w:r>
@@ -2534,97 +2392,67 @@
           <w:sz w:val="18"/>
           <w:szCs w:val="18"/>
         </w:rPr>
-        <w:t xml:space="preserve">Control Center: oversight &amp; safety</w:t>
-      </w:r>
-    </w:p>
-    <w:p>
-      <w:pPr>
-        <w:pStyle w:val="ListParagraph"/>
-        <w:numPr>
-          <w:ilvl w:val="0"/>
-          <w:numId w:val="2"/>
-        </w:numPr>
-        <w:spacing w:after="20"/>
-      </w:pPr>
-      <w:r>
-        <w:rPr>
-          <w:rFonts w:ascii="Calibri" w:cs="Calibri" w:eastAsia="Calibri" w:hAnsi="Calibri"/>
-          <w:b/>
-          <w:bCs/>
-          <w:color w:val="23201A"/>
-          <w:sz w:val="20"/>
-          <w:szCs w:val="20"/>
-        </w:rPr>
-        <w:t xml:space="preserve">Review</w:t>
-      </w:r>
-      <w:r>
-        <w:rPr>
-          <w:rFonts w:ascii="Calibri" w:cs="Calibri" w:eastAsia="Calibri" w:hAnsi="Calibri"/>
-          <w:color w:val="23201A"/>
-          <w:sz w:val="20"/>
-          <w:szCs w:val="20"/>
-        </w:rPr>
-        <w:t xml:space="preserve"> — work through the review queue; override with a reason where needed.</w:t>
-      </w:r>
-    </w:p>
-    <w:p>
-      <w:pPr>
-        <w:pStyle w:val="ListParagraph"/>
-        <w:numPr>
-          <w:ilvl w:val="0"/>
-          <w:numId w:val="2"/>
-        </w:numPr>
-        <w:spacing w:after="20"/>
-      </w:pPr>
-      <w:r>
-        <w:rPr>
-          <w:rFonts w:ascii="Calibri" w:cs="Calibri" w:eastAsia="Calibri" w:hAnsi="Calibri"/>
-          <w:b/>
-          <w:bCs/>
-          <w:color w:val="23201A"/>
-          <w:sz w:val="20"/>
-          <w:szCs w:val="20"/>
-        </w:rPr>
-        <w:t xml:space="preserve">Kill switch</w:t>
-      </w:r>
-      <w:r>
-        <w:rPr>
-          <w:rFonts w:ascii="Calibri" w:cs="Calibri" w:eastAsia="Calibri" w:hAnsi="Calibri"/>
-          <w:color w:val="23201A"/>
-          <w:sz w:val="20"/>
-          <w:szCs w:val="20"/>
-        </w:rPr>
-        <w:t xml:space="preserve"> — set a per-corridor emergency stop when necessary.</w:t>
-      </w:r>
-    </w:p>
-    <w:p>
-      <w:pPr>
-        <w:pStyle w:val="ListParagraph"/>
-        <w:numPr>
-          <w:ilvl w:val="0"/>
-          <w:numId w:val="2"/>
-        </w:numPr>
-        <w:spacing w:after="20"/>
-      </w:pPr>
-      <w:r>
-        <w:rPr>
-          <w:rFonts w:ascii="Calibri" w:cs="Calibri" w:eastAsia="Calibri" w:hAnsi="Calibri"/>
-          <w:b/>
-          <w:bCs/>
-          <w:color w:val="23201A"/>
-          <w:sz w:val="20"/>
-          <w:szCs w:val="20"/>
-        </w:rPr>
-        <w:t xml:space="preserve">Reports</w:t>
-      </w:r>
-      <w:r>
-        <w:rPr>
-          <w:rFonts w:ascii="Calibri" w:cs="Calibri" w:eastAsia="Calibri" w:hAnsi="Calibri"/>
-          <w:color w:val="23201A"/>
-          <w:sz w:val="20"/>
-          <w:szCs w:val="20"/>
-        </w:rPr>
-        <w:t xml:space="preserve"> — resolve 🚩 reported users/listings.</w:t>
+        <w:t xml:space="preserve">Manifests &amp; legs</w:t>
+      </w:r>
+    </w:p>
+    <w:p>
+      <w:pPr>
+        <w:pStyle w:val="ListParagraph"/>
+        <w:numPr>
+          <w:ilvl w:val="0"/>
+          <w:numId w:val="2"/>
+        </w:numPr>
+        <w:spacing w:after="20"/>
+      </w:pPr>
+      <w:r>
+        <w:rPr>
+          <w:rFonts w:ascii="Calibri" w:cs="Calibri" w:eastAsia="Calibri" w:hAnsi="Calibri"/>
+          <w:b/>
+          <w:bCs/>
+          <w:color w:val="23201A"/>
+          <w:sz w:val="20"/>
+          <w:szCs w:val="20"/>
+        </w:rPr>
+        <w:t xml:space="preserve">Create a manifest</w:t>
+      </w:r>
+      <w:r>
+        <w:rPr>
+          <w:rFonts w:ascii="Calibri" w:cs="Calibri" w:eastAsia="Calibri" w:hAnsi="Calibri"/>
+          <w:color w:val="23201A"/>
+          <w:sz w:val="20"/>
+          <w:szCs w:val="20"/>
+        </w:rPr>
+        <w:t xml:space="preserve"> — make a manifest (e.g. a flight) and link shipments to it.</w:t>
+      </w:r>
+    </w:p>
+    <w:p>
+      <w:pPr>
+        <w:pStyle w:val="ListParagraph"/>
+        <w:numPr>
+          <w:ilvl w:val="0"/>
+          <w:numId w:val="2"/>
+        </w:numPr>
+        <w:spacing w:after="20"/>
+      </w:pPr>
+      <w:r>
+        <w:rPr>
+          <w:rFonts w:ascii="Calibri" w:cs="Calibri" w:eastAsia="Calibri" w:hAnsi="Calibri"/>
+          <w:b/>
+          <w:bCs/>
+          <w:color w:val="23201A"/>
+          <w:sz w:val="20"/>
+          <w:szCs w:val="20"/>
+        </w:rPr>
+        <w:t xml:space="preserve">Advance the status</w:t>
+      </w:r>
+      <w:r>
+        <w:rPr>
+          <w:rFonts w:ascii="Calibri" w:cs="Calibri" w:eastAsia="Calibri" w:hAnsi="Calibri"/>
+          <w:color w:val="23201A"/>
+          <w:sz w:val="20"/>
+          <w:szCs w:val="20"/>
+        </w:rPr>
+        <w:t xml:space="preserve"> — seal → depart → arrive → close. All linked shipments and their custody follow.</w:t>
       </w:r>
     </w:p>
     <w:p>
@@ -2650,7 +2478,7 @@
                     </pic:cNvPicPr>
                   </pic:nvPicPr>
                   <pic:blipFill>
-                    <a:blip r:embed="rId14" cstate="none"/>
+                    <a:blip r:embed="rId15" cstate="none"/>
                     <a:srcRect/>
                     <a:stretch>
                       <a:fillRect/>
@@ -2685,67 +2513,67 @@
           <w:sz w:val="18"/>
           <w:szCs w:val="18"/>
         </w:rPr>
-        <w:t xml:space="preserve">Usage &amp; activity (dashboard)</w:t>
-      </w:r>
-    </w:p>
-    <w:p>
-      <w:pPr>
-        <w:pStyle w:val="ListParagraph"/>
-        <w:numPr>
-          <w:ilvl w:val="0"/>
-          <w:numId w:val="2"/>
-        </w:numPr>
-        <w:spacing w:after="20"/>
-      </w:pPr>
-      <w:r>
-        <w:rPr>
-          <w:rFonts w:ascii="Calibri" w:cs="Calibri" w:eastAsia="Calibri" w:hAnsi="Calibri"/>
-          <w:b/>
-          <w:bCs/>
-          <w:color w:val="23201A"/>
-          <w:sz w:val="20"/>
-          <w:szCs w:val="20"/>
-        </w:rPr>
-        <w:t xml:space="preserve">Active users</w:t>
-      </w:r>
-      <w:r>
-        <w:rPr>
-          <w:rFonts w:ascii="Calibri" w:cs="Calibri" w:eastAsia="Calibri" w:hAnsi="Calibri"/>
-          <w:color w:val="23201A"/>
-          <w:sz w:val="20"/>
-          <w:szCs w:val="20"/>
-        </w:rPr>
-        <w:t xml:space="preserve"> — see how many are active (24h/7d/30d) and who has been active, with last login and actions per member.</w:t>
-      </w:r>
-    </w:p>
-    <w:p>
-      <w:pPr>
-        <w:pStyle w:val="ListParagraph"/>
-        <w:numPr>
-          <w:ilvl w:val="0"/>
-          <w:numId w:val="2"/>
-        </w:numPr>
-        <w:spacing w:after="20"/>
-      </w:pPr>
-      <w:r>
-        <w:rPr>
-          <w:rFonts w:ascii="Calibri" w:cs="Calibri" w:eastAsia="Calibri" w:hAnsi="Calibri"/>
-          <w:b/>
-          <w:bCs/>
-          <w:color w:val="23201A"/>
-          <w:sz w:val="20"/>
-          <w:szCs w:val="20"/>
-        </w:rPr>
-        <w:t xml:space="preserve">Funnel &amp; behaviour</w:t>
-      </w:r>
-      <w:r>
-        <w:rPr>
-          <w:rFonts w:ascii="Calibri" w:cs="Calibri" w:eastAsia="Calibri" w:hAnsi="Calibri"/>
-          <w:color w:val="23201A"/>
-          <w:sz w:val="20"/>
-          <w:szCs w:val="20"/>
-        </w:rPr>
-        <w:t xml:space="preserve"> — follow the activity funnel (sign-up → … → delivery) and behaviour (page views, “check used”, clicks).</w:t>
+        <w:t xml:space="preserve">Lockers &amp; timeslots</w:t>
+      </w:r>
+    </w:p>
+    <w:p>
+      <w:pPr>
+        <w:pStyle w:val="ListParagraph"/>
+        <w:numPr>
+          <w:ilvl w:val="0"/>
+          <w:numId w:val="2"/>
+        </w:numPr>
+        <w:spacing w:after="20"/>
+      </w:pPr>
+      <w:r>
+        <w:rPr>
+          <w:rFonts w:ascii="Calibri" w:cs="Calibri" w:eastAsia="Calibri" w:hAnsi="Calibri"/>
+          <w:b/>
+          <w:bCs/>
+          <w:color w:val="23201A"/>
+          <w:sz w:val="20"/>
+          <w:szCs w:val="20"/>
+        </w:rPr>
+        <w:t xml:space="preserve">Assign a compartment</w:t>
+      </w:r>
+      <w:r>
+        <w:rPr>
+          <w:rFonts w:ascii="Calibri" w:cs="Calibri" w:eastAsia="Calibri" w:hAnsi="Calibri"/>
+          <w:color w:val="23201A"/>
+          <w:sz w:val="20"/>
+          <w:szCs w:val="20"/>
+        </w:rPr>
+        <w:t xml:space="preserve"> — assign a package to a free compartment (with a pin) and book a timeslot.</w:t>
+      </w:r>
+    </w:p>
+    <w:p>
+      <w:pPr>
+        <w:pStyle w:val="ListParagraph"/>
+        <w:numPr>
+          <w:ilvl w:val="0"/>
+          <w:numId w:val="2"/>
+        </w:numPr>
+        <w:spacing w:after="20"/>
+      </w:pPr>
+      <w:r>
+        <w:rPr>
+          <w:rFonts w:ascii="Calibri" w:cs="Calibri" w:eastAsia="Calibri" w:hAnsi="Calibri"/>
+          <w:b/>
+          <w:bCs/>
+          <w:color w:val="23201A"/>
+          <w:sz w:val="20"/>
+          <w:szCs w:val="20"/>
+        </w:rPr>
+        <w:t xml:space="preserve">Stock reconciliation</w:t>
+      </w:r>
+      <w:r>
+        <w:rPr>
+          <w:rFonts w:ascii="Calibri" w:cs="Calibri" w:eastAsia="Calibri" w:hAnsi="Calibri"/>
+          <w:color w:val="23201A"/>
+          <w:sz w:val="20"/>
+          <w:szCs w:val="20"/>
+        </w:rPr>
+        <w:t xml:space="preserve"> — scan/paste references and compare: MATCH / UNEXPECTED / MISSING.</w:t>
       </w:r>
     </w:p>
     <w:p>
@@ -2771,7 +2599,420 @@
                     </pic:cNvPicPr>
                   </pic:nvPicPr>
                   <pic:blipFill>
-                    <a:blip r:embed="rId15" cstate="none"/>
+                    <a:blip r:embed="rId16" cstate="none"/>
+                    <a:srcRect/>
+                    <a:stretch>
+                      <a:fillRect/>
+                    </a:stretch>
+                  </pic:blipFill>
+                  <pic:spPr bwMode="auto">
+                    <a:xfrm>
+                      <a:off x="0" y="0"/>
+                      <a:ext cx="5334000" cy="3638550"/>
+                    </a:xfrm>
+                    <a:prstGeom prst="rect">
+                      <a:avLst/>
+                    </a:prstGeom>
+                  </pic:spPr>
+                </pic:pic>
+              </a:graphicData>
+            </a:graphic>
+          </wp:inline>
+        </w:drawing>
+      </w:r>
+    </w:p>
+    <w:p>
+      <w:pPr>
+        <w:spacing w:after="40" w:before="150"/>
+      </w:pPr>
+      <w:r>
+        <w:rPr>
+          <w:rFonts w:ascii="Calibri" w:cs="Calibri" w:eastAsia="Calibri" w:hAnsi="Calibri"/>
+          <w:b/>
+          <w:bCs/>
+          <w:color w:val="4F7A1B"/>
+          <w:sz w:val="18"/>
+          <w:szCs w:val="18"/>
+        </w:rPr>
+        <w:t xml:space="preserve">Review queue</w:t>
+      </w:r>
+    </w:p>
+    <w:p>
+      <w:pPr>
+        <w:pStyle w:val="ListParagraph"/>
+        <w:numPr>
+          <w:ilvl w:val="0"/>
+          <w:numId w:val="2"/>
+        </w:numPr>
+        <w:spacing w:after="20"/>
+      </w:pPr>
+      <w:r>
+        <w:rPr>
+          <w:rFonts w:ascii="Calibri" w:cs="Calibri" w:eastAsia="Calibri" w:hAnsi="Calibri"/>
+          <w:b/>
+          <w:bCs/>
+          <w:color w:val="23201A"/>
+          <w:sz w:val="20"/>
+          <w:szCs w:val="20"/>
+        </w:rPr>
+        <w:t xml:space="preserve">Control Center</w:t>
+      </w:r>
+      <w:r>
+        <w:rPr>
+          <w:rFonts w:ascii="Calibri" w:cs="Calibri" w:eastAsia="Calibri" w:hAnsi="Calibri"/>
+          <w:color w:val="23201A"/>
+          <w:sz w:val="20"/>
+          <w:szCs w:val="20"/>
+        </w:rPr>
+        <w:t xml:space="preserve"> — handle the queue of shipments needing review and approve or reject them.</w:t>
+      </w:r>
+    </w:p>
+    <w:p>
+      <w:pPr>
+        <w:spacing w:after="140" w:before="60"/>
+      </w:pPr>
+      <w:r>
+        <w:drawing>
+          <wp:inline distT="0" distB="0" distL="0" distR="0">
+            <wp:extent cx="5334000" cy="3638550"/>
+            <wp:effectExtent t="0" r="0" b="0" l="0"/>
+            <wp:docPr id="1" name="" descr="" title=""/>
+            <wp:cNvGraphicFramePr>
+              <a:graphicFrameLocks xmlns:a="http://schemas.openxmlformats.org/drawingml/2006/main" noChangeAspect="1"/>
+            </wp:cNvGraphicFramePr>
+            <a:graphic xmlns:a="http://schemas.openxmlformats.org/drawingml/2006/main">
+              <a:graphicData uri="http://schemas.openxmlformats.org/drawingml/2006/picture">
+                <pic:pic xmlns:pic="http://schemas.openxmlformats.org/drawingml/2006/picture">
+                  <pic:nvPicPr>
+                    <pic:cNvPr id="0" name="" descr=""/>
+                    <pic:cNvPicPr>
+                      <a:picLocks noChangeAspect="1" noChangeArrowheads="1"/>
+                    </pic:cNvPicPr>
+                  </pic:nvPicPr>
+                  <pic:blipFill>
+                    <a:blip r:embed="rId17" cstate="none"/>
+                    <a:srcRect/>
+                    <a:stretch>
+                      <a:fillRect/>
+                    </a:stretch>
+                  </pic:blipFill>
+                  <pic:spPr bwMode="auto">
+                    <a:xfrm>
+                      <a:off x="0" y="0"/>
+                      <a:ext cx="5334000" cy="3638550"/>
+                    </a:xfrm>
+                    <a:prstGeom prst="rect">
+                      <a:avLst/>
+                    </a:prstGeom>
+                  </pic:spPr>
+                </pic:pic>
+              </a:graphicData>
+            </a:graphic>
+          </wp:inline>
+        </w:drawing>
+      </w:r>
+    </w:p>
+    <w:p>
+      <w:pPr>
+        <w:spacing w:after="30" w:before="300"/>
+      </w:pPr>
+      <w:r>
+        <w:rPr>
+          <w:rFonts w:ascii="Calibri" w:cs="Calibri" w:eastAsia="Calibri" w:hAnsi="Calibri"/>
+          <w:b/>
+          <w:bCs/>
+          <w:color w:val="4F7A1B"/>
+          <w:spacing w:val="40"/>
+          <w:sz w:val="15"/>
+          <w:szCs w:val="15"/>
+        </w:rPr>
+        <w:t xml:space="preserve">ROLE · MANAGEMENT</w:t>
+      </w:r>
+    </w:p>
+    <w:p>
+      <w:pPr>
+        <w:pStyle w:val="Heading2"/>
+        <w:spacing w:after="40" w:before="10"/>
+      </w:pPr>
+      <w:r>
+        <w:rPr>
+          <w:rFonts w:ascii="Georgia" w:cs="Georgia" w:eastAsia="Georgia" w:hAnsi="Georgia"/>
+          <w:b/>
+          <w:bCs/>
+          <w:color w:val="23201A"/>
+          <w:sz w:val="28"/>
+          <w:szCs w:val="28"/>
+        </w:rPr>
+        <w:t xml:space="preserve">🛡️  Management — steering &amp; oversight</w:t>
+      </w:r>
+    </w:p>
+    <w:p>
+      <w:pPr>
+        <w:spacing w:after="120"/>
+      </w:pPr>
+      <w:r>
+        <w:rPr>
+          <w:rFonts w:ascii="Calibri" w:cs="Calibri" w:eastAsia="Calibri" w:hAnsi="Calibri"/>
+          <w:i/>
+          <w:iCs/>
+          <w:color w:val="6F695B"/>
+          <w:sz w:val="20"/>
+          <w:szCs w:val="20"/>
+        </w:rPr>
+        <w:t xml:space="preserve">Overview, safety, usage insight and content.</w:t>
+      </w:r>
+    </w:p>
+    <w:p>
+      <w:pPr>
+        <w:spacing w:after="40" w:before="150"/>
+      </w:pPr>
+      <w:r>
+        <w:rPr>
+          <w:rFonts w:ascii="Calibri" w:cs="Calibri" w:eastAsia="Calibri" w:hAnsi="Calibri"/>
+          <w:b/>
+          <w:bCs/>
+          <w:color w:val="4F7A1B"/>
+          <w:sz w:val="18"/>
+          <w:szCs w:val="18"/>
+        </w:rPr>
+        <w:t xml:space="preserve">Control Center: oversight &amp; safety</w:t>
+      </w:r>
+    </w:p>
+    <w:p>
+      <w:pPr>
+        <w:pStyle w:val="ListParagraph"/>
+        <w:numPr>
+          <w:ilvl w:val="0"/>
+          <w:numId w:val="2"/>
+        </w:numPr>
+        <w:spacing w:after="20"/>
+      </w:pPr>
+      <w:r>
+        <w:rPr>
+          <w:rFonts w:ascii="Calibri" w:cs="Calibri" w:eastAsia="Calibri" w:hAnsi="Calibri"/>
+          <w:b/>
+          <w:bCs/>
+          <w:color w:val="23201A"/>
+          <w:sz w:val="20"/>
+          <w:szCs w:val="20"/>
+        </w:rPr>
+        <w:t xml:space="preserve">Review</w:t>
+      </w:r>
+      <w:r>
+        <w:rPr>
+          <w:rFonts w:ascii="Calibri" w:cs="Calibri" w:eastAsia="Calibri" w:hAnsi="Calibri"/>
+          <w:color w:val="23201A"/>
+          <w:sz w:val="20"/>
+          <w:szCs w:val="20"/>
+        </w:rPr>
+        <w:t xml:space="preserve"> — work through the review queue; override with a reason where needed.</w:t>
+      </w:r>
+    </w:p>
+    <w:p>
+      <w:pPr>
+        <w:pStyle w:val="ListParagraph"/>
+        <w:numPr>
+          <w:ilvl w:val="0"/>
+          <w:numId w:val="2"/>
+        </w:numPr>
+        <w:spacing w:after="20"/>
+      </w:pPr>
+      <w:r>
+        <w:rPr>
+          <w:rFonts w:ascii="Calibri" w:cs="Calibri" w:eastAsia="Calibri" w:hAnsi="Calibri"/>
+          <w:b/>
+          <w:bCs/>
+          <w:color w:val="23201A"/>
+          <w:sz w:val="20"/>
+          <w:szCs w:val="20"/>
+        </w:rPr>
+        <w:t xml:space="preserve">Kill switch</w:t>
+      </w:r>
+      <w:r>
+        <w:rPr>
+          <w:rFonts w:ascii="Calibri" w:cs="Calibri" w:eastAsia="Calibri" w:hAnsi="Calibri"/>
+          <w:color w:val="23201A"/>
+          <w:sz w:val="20"/>
+          <w:szCs w:val="20"/>
+        </w:rPr>
+        <w:t xml:space="preserve"> — set a per-corridor emergency stop when necessary.</w:t>
+      </w:r>
+    </w:p>
+    <w:p>
+      <w:pPr>
+        <w:pStyle w:val="ListParagraph"/>
+        <w:numPr>
+          <w:ilvl w:val="0"/>
+          <w:numId w:val="2"/>
+        </w:numPr>
+        <w:spacing w:after="20"/>
+      </w:pPr>
+      <w:r>
+        <w:rPr>
+          <w:rFonts w:ascii="Calibri" w:cs="Calibri" w:eastAsia="Calibri" w:hAnsi="Calibri"/>
+          <w:b/>
+          <w:bCs/>
+          <w:color w:val="23201A"/>
+          <w:sz w:val="20"/>
+          <w:szCs w:val="20"/>
+        </w:rPr>
+        <w:t xml:space="preserve">Reports</w:t>
+      </w:r>
+      <w:r>
+        <w:rPr>
+          <w:rFonts w:ascii="Calibri" w:cs="Calibri" w:eastAsia="Calibri" w:hAnsi="Calibri"/>
+          <w:color w:val="23201A"/>
+          <w:sz w:val="20"/>
+          <w:szCs w:val="20"/>
+        </w:rPr>
+        <w:t xml:space="preserve"> — resolve 🚩 reported users/listings.</w:t>
+      </w:r>
+    </w:p>
+    <w:p>
+      <w:pPr>
+        <w:spacing w:after="140" w:before="60"/>
+      </w:pPr>
+      <w:r>
+        <w:drawing>
+          <wp:inline distT="0" distB="0" distL="0" distR="0">
+            <wp:extent cx="5334000" cy="3638550"/>
+            <wp:effectExtent t="0" r="0" b="0" l="0"/>
+            <wp:docPr id="1" name="" descr="" title=""/>
+            <wp:cNvGraphicFramePr>
+              <a:graphicFrameLocks xmlns:a="http://schemas.openxmlformats.org/drawingml/2006/main" noChangeAspect="1"/>
+            </wp:cNvGraphicFramePr>
+            <a:graphic xmlns:a="http://schemas.openxmlformats.org/drawingml/2006/main">
+              <a:graphicData uri="http://schemas.openxmlformats.org/drawingml/2006/picture">
+                <pic:pic xmlns:pic="http://schemas.openxmlformats.org/drawingml/2006/picture">
+                  <pic:nvPicPr>
+                    <pic:cNvPr id="0" name="" descr=""/>
+                    <pic:cNvPicPr>
+                      <a:picLocks noChangeAspect="1" noChangeArrowheads="1"/>
+                    </pic:cNvPicPr>
+                  </pic:nvPicPr>
+                  <pic:blipFill>
+                    <a:blip r:embed="rId17" cstate="none"/>
+                    <a:srcRect/>
+                    <a:stretch>
+                      <a:fillRect/>
+                    </a:stretch>
+                  </pic:blipFill>
+                  <pic:spPr bwMode="auto">
+                    <a:xfrm>
+                      <a:off x="0" y="0"/>
+                      <a:ext cx="5334000" cy="3638550"/>
+                    </a:xfrm>
+                    <a:prstGeom prst="rect">
+                      <a:avLst/>
+                    </a:prstGeom>
+                  </pic:spPr>
+                </pic:pic>
+              </a:graphicData>
+            </a:graphic>
+          </wp:inline>
+        </w:drawing>
+      </w:r>
+    </w:p>
+    <w:p>
+      <w:pPr>
+        <w:spacing w:after="40" w:before="150"/>
+      </w:pPr>
+      <w:r>
+        <w:rPr>
+          <w:rFonts w:ascii="Calibri" w:cs="Calibri" w:eastAsia="Calibri" w:hAnsi="Calibri"/>
+          <w:b/>
+          <w:bCs/>
+          <w:color w:val="4F7A1B"/>
+          <w:sz w:val="18"/>
+          <w:szCs w:val="18"/>
+        </w:rPr>
+        <w:t xml:space="preserve">Usage &amp; activity (dashboard)</w:t>
+      </w:r>
+    </w:p>
+    <w:p>
+      <w:pPr>
+        <w:pStyle w:val="ListParagraph"/>
+        <w:numPr>
+          <w:ilvl w:val="0"/>
+          <w:numId w:val="2"/>
+        </w:numPr>
+        <w:spacing w:after="20"/>
+      </w:pPr>
+      <w:r>
+        <w:rPr>
+          <w:rFonts w:ascii="Calibri" w:cs="Calibri" w:eastAsia="Calibri" w:hAnsi="Calibri"/>
+          <w:b/>
+          <w:bCs/>
+          <w:color w:val="23201A"/>
+          <w:sz w:val="20"/>
+          <w:szCs w:val="20"/>
+        </w:rPr>
+        <w:t xml:space="preserve">Active users</w:t>
+      </w:r>
+      <w:r>
+        <w:rPr>
+          <w:rFonts w:ascii="Calibri" w:cs="Calibri" w:eastAsia="Calibri" w:hAnsi="Calibri"/>
+          <w:color w:val="23201A"/>
+          <w:sz w:val="20"/>
+          <w:szCs w:val="20"/>
+        </w:rPr>
+        <w:t xml:space="preserve"> — see how many are active (24h/7d/30d) and who has been active, with last login and actions per member.</w:t>
+      </w:r>
+    </w:p>
+    <w:p>
+      <w:pPr>
+        <w:pStyle w:val="ListParagraph"/>
+        <w:numPr>
+          <w:ilvl w:val="0"/>
+          <w:numId w:val="2"/>
+        </w:numPr>
+        <w:spacing w:after="20"/>
+      </w:pPr>
+      <w:r>
+        <w:rPr>
+          <w:rFonts w:ascii="Calibri" w:cs="Calibri" w:eastAsia="Calibri" w:hAnsi="Calibri"/>
+          <w:b/>
+          <w:bCs/>
+          <w:color w:val="23201A"/>
+          <w:sz w:val="20"/>
+          <w:szCs w:val="20"/>
+        </w:rPr>
+        <w:t xml:space="preserve">Funnel &amp; behaviour</w:t>
+      </w:r>
+      <w:r>
+        <w:rPr>
+          <w:rFonts w:ascii="Calibri" w:cs="Calibri" w:eastAsia="Calibri" w:hAnsi="Calibri"/>
+          <w:color w:val="23201A"/>
+          <w:sz w:val="20"/>
+          <w:szCs w:val="20"/>
+        </w:rPr>
+        <w:t xml:space="preserve"> — follow the activity funnel (sign-up → … → delivery) and behaviour (page views, “check used”, clicks).</w:t>
+      </w:r>
+    </w:p>
+    <w:p>
+      <w:pPr>
+        <w:spacing w:after="140" w:before="60"/>
+      </w:pPr>
+      <w:r>
+        <w:drawing>
+          <wp:inline distT="0" distB="0" distL="0" distR="0">
+            <wp:extent cx="5334000" cy="3638550"/>
+            <wp:effectExtent t="0" r="0" b="0" l="0"/>
+            <wp:docPr id="1" name="" descr="" title=""/>
+            <wp:cNvGraphicFramePr>
+              <a:graphicFrameLocks xmlns:a="http://schemas.openxmlformats.org/drawingml/2006/main" noChangeAspect="1"/>
+            </wp:cNvGraphicFramePr>
+            <a:graphic xmlns:a="http://schemas.openxmlformats.org/drawingml/2006/main">
+              <a:graphicData uri="http://schemas.openxmlformats.org/drawingml/2006/picture">
+                <pic:pic xmlns:pic="http://schemas.openxmlformats.org/drawingml/2006/picture">
+                  <pic:nvPicPr>
+                    <pic:cNvPr id="0" name="" descr=""/>
+                    <pic:cNvPicPr>
+                      <a:picLocks noChangeAspect="1" noChangeArrowheads="1"/>
+                    </pic:cNvPicPr>
+                  </pic:nvPicPr>
+                  <pic:blipFill>
+                    <a:blip r:embed="rId18" cstate="none"/>
                     <a:srcRect/>
                     <a:stretch>
                       <a:fillRect/>
